--- a/network/file/张树彬计算机网络24计算机6班.docx
+++ b/network/file/张树彬计算机网络24计算机6班.docx
@@ -6,7 +6,6 @@
       <w:pPr>
         <w:jc w:val="center"/>
         <w:rPr>
-          <w:rFonts w:hint="eastAsia"/>
           <w:b/>
           <w:bCs/>
           <w:sz w:val="44"/>
@@ -31,7 +30,6 @@
         <w:spacing w:before="100" w:beforeAutospacing="1" w:after="100" w:afterAutospacing="1" w:line="120" w:lineRule="auto"/>
         <w:jc w:val="center"/>
         <w:rPr>
-          <w:rFonts w:hint="eastAsia"/>
           <w:sz w:val="24"/>
           <w:szCs w:val="28"/>
         </w:rPr>
@@ -42,7 +40,43 @@
           <w:sz w:val="28"/>
           <w:szCs w:val="28"/>
         </w:rPr>
-        <w:t>（2025  —2026  学年第 一 学期）</w:t>
+        <w:t xml:space="preserve">（2025  —2026  </w:t>
+      </w:r>
+      <w:proofErr w:type="gramStart"/>
+      <w:r>
+        <w:rPr>
+          <w:rFonts w:ascii="宋体" w:hAnsi="宋体" w:cs="宋体" w:hint="eastAsia"/>
+          <w:sz w:val="28"/>
+          <w:szCs w:val="28"/>
+        </w:rPr>
+        <w:t>学年第</w:t>
+      </w:r>
+      <w:proofErr w:type="gramEnd"/>
+      <w:r>
+        <w:rPr>
+          <w:rFonts w:ascii="宋体" w:hAnsi="宋体" w:cs="宋体" w:hint="eastAsia"/>
+          <w:sz w:val="28"/>
+          <w:szCs w:val="28"/>
+        </w:rPr>
+        <w:t xml:space="preserve"> </w:t>
+      </w:r>
+      <w:proofErr w:type="gramStart"/>
+      <w:r>
+        <w:rPr>
+          <w:rFonts w:ascii="宋体" w:hAnsi="宋体" w:cs="宋体" w:hint="eastAsia"/>
+          <w:sz w:val="28"/>
+          <w:szCs w:val="28"/>
+        </w:rPr>
+        <w:t>一</w:t>
+      </w:r>
+      <w:proofErr w:type="gramEnd"/>
+      <w:r>
+        <w:rPr>
+          <w:rFonts w:ascii="宋体" w:hAnsi="宋体" w:cs="宋体" w:hint="eastAsia"/>
+          <w:sz w:val="28"/>
+          <w:szCs w:val="28"/>
+        </w:rPr>
+        <w:t xml:space="preserve"> 学期）</w:t>
       </w:r>
     </w:p>
     <w:tbl>
@@ -51,7 +85,6 @@
         <w:tblOverlap w:val="never"/>
         <w:tblW w:w="0" w:type="auto"/>
         <w:jc w:val="center"/>
-        <w:tblInd w:w="0" w:type="dxa"/>
         <w:tblBorders>
           <w:top w:val="single" w:sz="4" w:space="0" w:color="auto"/>
           <w:left w:val="single" w:sz="4" w:space="0" w:color="auto"/>
@@ -87,7 +120,6 @@
               <w:snapToGrid w:val="0"/>
               <w:jc w:val="center"/>
               <w:rPr>
-                <w:rFonts w:hint="eastAsia"/>
                 <w:bCs/>
                 <w:sz w:val="24"/>
               </w:rPr>
@@ -223,7 +255,6 @@
               <w:snapToGrid w:val="0"/>
               <w:jc w:val="center"/>
               <w:rPr>
-                <w:rFonts w:hint="eastAsia"/>
                 <w:bCs/>
                 <w:sz w:val="24"/>
               </w:rPr>
@@ -277,7 +308,6 @@
               <w:ind w:rightChars="-8" w:right="-17"/>
               <w:jc w:val="center"/>
               <w:rPr>
-                <w:rFonts w:hint="eastAsia"/>
                 <w:bCs/>
                 <w:sz w:val="24"/>
               </w:rPr>
@@ -303,7 +333,6 @@
               <w:snapToGrid w:val="0"/>
               <w:jc w:val="center"/>
               <w:rPr>
-                <w:rFonts w:hint="eastAsia"/>
                 <w:bCs/>
                 <w:szCs w:val="21"/>
               </w:rPr>
@@ -353,7 +382,6 @@
               <w:snapToGrid w:val="0"/>
               <w:jc w:val="center"/>
               <w:rPr>
-                <w:rFonts w:hint="eastAsia"/>
                 <w:bCs/>
                 <w:szCs w:val="21"/>
               </w:rPr>
@@ -378,7 +406,6 @@
               <w:adjustRightInd w:val="0"/>
               <w:snapToGrid w:val="0"/>
               <w:rPr>
-                <w:rFonts w:hint="eastAsia"/>
                 <w:bCs/>
                 <w:szCs w:val="21"/>
               </w:rPr>
@@ -411,7 +438,6 @@
               <w:snapToGrid w:val="0"/>
               <w:jc w:val="center"/>
               <w:rPr>
-                <w:rFonts w:hint="eastAsia"/>
                 <w:bCs/>
                 <w:sz w:val="24"/>
               </w:rPr>
@@ -449,7 +475,6 @@
               <w:ind w:rightChars="-8" w:right="-17" w:firstLineChars="100" w:firstLine="240"/>
               <w:jc w:val="left"/>
               <w:rPr>
-                <w:rFonts w:hint="eastAsia"/>
                 <w:bCs/>
                 <w:sz w:val="24"/>
               </w:rPr>
@@ -483,7 +508,6 @@
               <w:adjustRightInd w:val="0"/>
               <w:snapToGrid w:val="0"/>
               <w:rPr>
-                <w:rFonts w:hint="eastAsia"/>
                 <w:bCs/>
                 <w:szCs w:val="21"/>
               </w:rPr>
@@ -646,7 +670,6 @@
               <w:snapToGrid w:val="0"/>
               <w:jc w:val="center"/>
               <w:rPr>
-                <w:rFonts w:hint="eastAsia"/>
                 <w:bCs/>
                 <w:sz w:val="24"/>
               </w:rPr>
@@ -953,7 +976,6 @@
               <w:snapToGrid w:val="0"/>
               <w:jc w:val="center"/>
               <w:rPr>
-                <w:rFonts w:hint="eastAsia"/>
                 <w:bCs/>
                 <w:sz w:val="24"/>
               </w:rPr>
@@ -1019,14 +1041,25 @@
                 <w:color w:val="000000"/>
                 <w:szCs w:val="21"/>
               </w:rPr>
-              <w:t>（其中：作业占</w:t>
-            </w:r>
+              <w:t>（其中：</w:t>
+            </w:r>
+            <w:proofErr w:type="gramStart"/>
             <w:r>
               <w:rPr>
                 <w:rFonts w:hint="eastAsia"/>
                 <w:bCs/>
                 <w:color w:val="000000"/>
                 <w:szCs w:val="21"/>
+              </w:rPr>
+              <w:t>作业占</w:t>
+            </w:r>
+            <w:proofErr w:type="gramEnd"/>
+            <w:r>
+              <w:rPr>
+                <w:rFonts w:hint="eastAsia"/>
+                <w:bCs/>
+                <w:color w:val="000000"/>
+                <w:szCs w:val="21"/>
                 <w:u w:val="single"/>
               </w:rPr>
               <w:t xml:space="preserve"> 10 </w:t>
@@ -1047,14 +1080,25 @@
                 <w:color w:val="000000"/>
                 <w:szCs w:val="21"/>
               </w:rPr>
-              <w:t>，考勤占</w:t>
-            </w:r>
+              <w:t>，</w:t>
+            </w:r>
+            <w:proofErr w:type="gramStart"/>
             <w:r>
               <w:rPr>
                 <w:rFonts w:hint="eastAsia"/>
                 <w:bCs/>
                 <w:color w:val="000000"/>
                 <w:szCs w:val="21"/>
+              </w:rPr>
+              <w:t>考勤占</w:t>
+            </w:r>
+            <w:proofErr w:type="gramEnd"/>
+            <w:r>
+              <w:rPr>
+                <w:rFonts w:hint="eastAsia"/>
+                <w:bCs/>
+                <w:color w:val="000000"/>
+                <w:szCs w:val="21"/>
                 <w:u w:val="single"/>
               </w:rPr>
               <w:t xml:space="preserve"> 10 </w:t>
@@ -1075,14 +1119,25 @@
                 <w:color w:val="000000"/>
                 <w:szCs w:val="21"/>
               </w:rPr>
-              <w:t>，课程参与占</w:t>
-            </w:r>
+              <w:t>，课程</w:t>
+            </w:r>
+            <w:proofErr w:type="gramStart"/>
             <w:r>
               <w:rPr>
                 <w:rFonts w:hint="eastAsia"/>
                 <w:bCs/>
                 <w:color w:val="000000"/>
                 <w:szCs w:val="21"/>
+              </w:rPr>
+              <w:t>参与占</w:t>
+            </w:r>
+            <w:proofErr w:type="gramEnd"/>
+            <w:r>
+              <w:rPr>
+                <w:rFonts w:hint="eastAsia"/>
+                <w:bCs/>
+                <w:color w:val="000000"/>
+                <w:szCs w:val="21"/>
                 <w:u w:val="single"/>
               </w:rPr>
               <w:t xml:space="preserve"> 10 </w:t>
@@ -1103,8 +1158,19 @@
                 <w:color w:val="000000"/>
                 <w:szCs w:val="21"/>
               </w:rPr>
-              <w:t>，实践占</w:t>
-            </w:r>
+              <w:t>，</w:t>
+            </w:r>
+            <w:proofErr w:type="gramStart"/>
+            <w:r>
+              <w:rPr>
+                <w:rFonts w:hint="eastAsia"/>
+                <w:bCs/>
+                <w:color w:val="000000"/>
+                <w:szCs w:val="21"/>
+              </w:rPr>
+              <w:t>实践占</w:t>
+            </w:r>
+            <w:proofErr w:type="gramEnd"/>
             <w:r>
               <w:rPr>
                 <w:rFonts w:hint="eastAsia"/>
@@ -1139,7 +1205,6 @@
               <w:adjustRightInd w:val="0"/>
               <w:snapToGrid w:val="0"/>
               <w:rPr>
-                <w:rFonts w:hint="eastAsia"/>
                 <w:bCs/>
                 <w:color w:val="000000"/>
                 <w:szCs w:val="21"/>
@@ -1256,7 +1321,6 @@
       <w:tblPr>
         <w:tblW w:w="10750" w:type="dxa"/>
         <w:jc w:val="center"/>
-        <w:tblInd w:w="0" w:type="dxa"/>
         <w:tblBorders>
           <w:top w:val="single" w:sz="4" w:space="0" w:color="auto"/>
           <w:left w:val="single" w:sz="4" w:space="0" w:color="auto"/>
@@ -1295,7 +1359,6 @@
               <w:ind w:leftChars="-50" w:left="-88" w:rightChars="-50" w:right="-105" w:hangingChars="8" w:hanging="17"/>
               <w:jc w:val="center"/>
               <w:rPr>
-                <w:rFonts w:hint="eastAsia"/>
                 <w:szCs w:val="21"/>
               </w:rPr>
             </w:pPr>
@@ -1361,7 +1424,6 @@
             <w:pPr>
               <w:jc w:val="center"/>
               <w:rPr>
-                <w:rFonts w:hint="eastAsia"/>
                 <w:szCs w:val="21"/>
               </w:rPr>
             </w:pPr>
@@ -1406,7 +1468,6 @@
               <w:ind w:leftChars="-50" w:left="-105" w:rightChars="-50" w:right="-105"/>
               <w:jc w:val="center"/>
               <w:rPr>
-                <w:rFonts w:hint="eastAsia"/>
                 <w:szCs w:val="21"/>
               </w:rPr>
             </w:pPr>
@@ -1473,7 +1534,6 @@
             <w:pPr>
               <w:jc w:val="center"/>
               <w:rPr>
-                <w:rFonts w:hint="eastAsia"/>
                 <w:szCs w:val="21"/>
               </w:rPr>
             </w:pPr>
@@ -1500,10 +1560,8 @@
           <w:p>
             <w:pPr>
               <w:jc w:val="center"/>
-              <w:rPr>
-                <w:rFonts w:hint="eastAsia"/>
-              </w:rPr>
-            </w:pPr>
+            </w:pPr>
+            <w:proofErr w:type="gramStart"/>
             <w:r>
               <w:rPr>
                 <w:rFonts w:hint="eastAsia"/>
@@ -1511,6 +1569,7 @@
               </w:rPr>
               <w:t>一</w:t>
             </w:r>
+            <w:proofErr w:type="gramEnd"/>
           </w:p>
         </w:tc>
         <w:tc>
@@ -1522,7 +1581,6 @@
             <w:pPr>
               <w:jc w:val="center"/>
               <w:rPr>
-                <w:rFonts w:hint="eastAsia"/>
                 <w:szCs w:val="21"/>
               </w:rPr>
             </w:pPr>
@@ -1544,7 +1602,6 @@
             <w:pPr>
               <w:jc w:val="center"/>
               <w:rPr>
-                <w:rFonts w:hint="eastAsia"/>
                 <w:szCs w:val="21"/>
               </w:rPr>
             </w:pPr>
@@ -1616,6 +1673,13 @@
                 <w:rFonts w:hint="eastAsia"/>
                 <w:szCs w:val="21"/>
               </w:rPr>
+              <w:t xml:space="preserve"> </w:t>
+            </w:r>
+            <w:r>
+              <w:rPr>
+                <w:rFonts w:hint="eastAsia"/>
+                <w:szCs w:val="21"/>
+              </w:rPr>
               <w:t>计算机网络概述</w:t>
             </w:r>
           </w:p>
@@ -1638,6 +1702,13 @@
                 <w:rFonts w:hint="eastAsia"/>
                 <w:szCs w:val="21"/>
               </w:rPr>
+              <w:t xml:space="preserve"> </w:t>
+            </w:r>
+            <w:r>
+              <w:rPr>
+                <w:rFonts w:hint="eastAsia"/>
+                <w:szCs w:val="21"/>
+              </w:rPr>
               <w:t>计算机网络定义</w:t>
             </w:r>
           </w:p>
@@ -1645,7 +1716,6 @@
             <w:pPr>
               <w:jc w:val="left"/>
               <w:rPr>
-                <w:rFonts w:hint="eastAsia"/>
                 <w:szCs w:val="21"/>
               </w:rPr>
             </w:pPr>
@@ -1661,6 +1731,13 @@
                 <w:rFonts w:hint="eastAsia"/>
                 <w:szCs w:val="21"/>
               </w:rPr>
+              <w:t xml:space="preserve"> </w:t>
+            </w:r>
+            <w:r>
+              <w:rPr>
+                <w:rFonts w:hint="eastAsia"/>
+                <w:szCs w:val="21"/>
+              </w:rPr>
               <w:t>计算机网络分类</w:t>
             </w:r>
           </w:p>
@@ -1674,7 +1751,6 @@
             <w:pPr>
               <w:jc w:val="center"/>
               <w:rPr>
-                <w:rFonts w:hint="eastAsia"/>
                 <w:szCs w:val="21"/>
               </w:rPr>
             </w:pPr>
@@ -1715,13 +1791,7 @@
             <w:tcW w:w="2448" w:type="dxa"/>
             <w:vAlign w:val="center"/>
           </w:tcPr>
-          <w:p>
-            <w:pPr>
-              <w:rPr>
-                <w:rFonts w:hint="eastAsia"/>
-              </w:rPr>
-            </w:pPr>
-          </w:p>
+          <w:p/>
         </w:tc>
         <w:tc>
           <w:tcPr>
@@ -1731,9 +1801,6 @@
           <w:p>
             <w:pPr>
               <w:jc w:val="center"/>
-              <w:rPr>
-                <w:rFonts w:hint="eastAsia"/>
-              </w:rPr>
             </w:pPr>
             <w:r>
               <w:rPr>
@@ -1771,10 +1838,8 @@
           <w:p>
             <w:pPr>
               <w:jc w:val="center"/>
-              <w:rPr>
-                <w:rFonts w:hint="eastAsia"/>
-              </w:rPr>
-            </w:pPr>
+            </w:pPr>
+            <w:proofErr w:type="gramStart"/>
             <w:r>
               <w:rPr>
                 <w:rFonts w:hint="eastAsia"/>
@@ -1782,6 +1847,7 @@
               </w:rPr>
               <w:t>一</w:t>
             </w:r>
+            <w:proofErr w:type="gramEnd"/>
           </w:p>
         </w:tc>
         <w:tc>
@@ -1793,7 +1859,6 @@
             <w:pPr>
               <w:jc w:val="center"/>
               <w:rPr>
-                <w:rFonts w:hint="eastAsia"/>
                 <w:szCs w:val="21"/>
               </w:rPr>
             </w:pPr>
@@ -1815,7 +1880,6 @@
             <w:pPr>
               <w:jc w:val="center"/>
               <w:rPr>
-                <w:rFonts w:hint="eastAsia"/>
                 <w:szCs w:val="21"/>
               </w:rPr>
             </w:pPr>
@@ -1851,7 +1915,6 @@
             <w:pPr>
               <w:jc w:val="left"/>
               <w:rPr>
-                <w:rFonts w:hint="eastAsia"/>
                 <w:szCs w:val="21"/>
               </w:rPr>
             </w:pPr>
@@ -1875,6 +1938,13 @@
                 <w:szCs w:val="21"/>
               </w:rPr>
               <w:t>章</w:t>
+            </w:r>
+            <w:r>
+              <w:rPr>
+                <w:rFonts w:hint="eastAsia"/>
+                <w:szCs w:val="21"/>
+              </w:rPr>
+              <w:t xml:space="preserve"> </w:t>
             </w:r>
             <w:r>
               <w:rPr>
@@ -1903,6 +1973,13 @@
                 <w:rFonts w:hint="eastAsia"/>
                 <w:szCs w:val="21"/>
               </w:rPr>
+              <w:t xml:space="preserve"> </w:t>
+            </w:r>
+            <w:r>
+              <w:rPr>
+                <w:rFonts w:hint="eastAsia"/>
+                <w:szCs w:val="21"/>
+              </w:rPr>
               <w:t>计算机网络性能</w:t>
             </w:r>
           </w:p>
@@ -1916,7 +1993,6 @@
             <w:pPr>
               <w:jc w:val="center"/>
               <w:rPr>
-                <w:rFonts w:hint="eastAsia"/>
                 <w:szCs w:val="21"/>
               </w:rPr>
             </w:pPr>
@@ -1957,13 +2033,7 @@
             <w:tcW w:w="2448" w:type="dxa"/>
             <w:vAlign w:val="center"/>
           </w:tcPr>
-          <w:p>
-            <w:pPr>
-              <w:rPr>
-                <w:rFonts w:hint="eastAsia"/>
-              </w:rPr>
-            </w:pPr>
-          </w:p>
+          <w:p/>
         </w:tc>
         <w:tc>
           <w:tcPr>
@@ -1973,9 +2043,6 @@
           <w:p>
             <w:pPr>
               <w:jc w:val="center"/>
-              <w:rPr>
-                <w:rFonts w:hint="eastAsia"/>
-              </w:rPr>
             </w:pPr>
             <w:r>
               <w:rPr>
@@ -2013,9 +2080,6 @@
           <w:p>
             <w:pPr>
               <w:jc w:val="center"/>
-              <w:rPr>
-                <w:rFonts w:hint="eastAsia"/>
-              </w:rPr>
             </w:pPr>
             <w:r>
               <w:rPr>
@@ -2035,7 +2099,6 @@
             <w:pPr>
               <w:jc w:val="center"/>
               <w:rPr>
-                <w:rFonts w:hint="eastAsia"/>
                 <w:szCs w:val="21"/>
               </w:rPr>
             </w:pPr>
@@ -2057,7 +2120,6 @@
             <w:pPr>
               <w:jc w:val="center"/>
               <w:rPr>
-                <w:rFonts w:hint="eastAsia"/>
                 <w:szCs w:val="21"/>
               </w:rPr>
             </w:pPr>
@@ -2093,7 +2155,6 @@
             <w:pPr>
               <w:jc w:val="left"/>
               <w:rPr>
-                <w:rFonts w:hint="eastAsia"/>
                 <w:szCs w:val="21"/>
               </w:rPr>
             </w:pPr>
@@ -2117,6 +2178,13 @@
                 <w:szCs w:val="21"/>
               </w:rPr>
               <w:t>章</w:t>
+            </w:r>
+            <w:r>
+              <w:rPr>
+                <w:rFonts w:hint="eastAsia"/>
+                <w:szCs w:val="21"/>
+              </w:rPr>
+              <w:t xml:space="preserve"> </w:t>
             </w:r>
             <w:r>
               <w:rPr>
@@ -2145,6 +2213,13 @@
                 <w:rFonts w:hint="eastAsia"/>
                 <w:szCs w:val="21"/>
               </w:rPr>
+              <w:t xml:space="preserve"> </w:t>
+            </w:r>
+            <w:r>
+              <w:rPr>
+                <w:rFonts w:hint="eastAsia"/>
+                <w:szCs w:val="21"/>
+              </w:rPr>
               <w:t>计算机网络体系结构</w:t>
             </w:r>
           </w:p>
@@ -2158,7 +2233,6 @@
             <w:pPr>
               <w:jc w:val="center"/>
               <w:rPr>
-                <w:rFonts w:hint="eastAsia"/>
                 <w:szCs w:val="21"/>
               </w:rPr>
             </w:pPr>
@@ -2202,9 +2276,6 @@
           <w:p>
             <w:pPr>
               <w:ind w:leftChars="-50" w:left="-105" w:rightChars="-50" w:right="-105"/>
-              <w:rPr>
-                <w:rFonts w:hint="eastAsia"/>
-              </w:rPr>
             </w:pPr>
             <w:r>
               <w:rPr>
@@ -2307,9 +2378,6 @@
           <w:p>
             <w:pPr>
               <w:jc w:val="center"/>
-              <w:rPr>
-                <w:rFonts w:hint="eastAsia"/>
-              </w:rPr>
             </w:pPr>
             <w:r>
               <w:rPr>
@@ -2347,9 +2415,6 @@
           <w:p>
             <w:pPr>
               <w:jc w:val="center"/>
-              <w:rPr>
-                <w:rFonts w:hint="eastAsia"/>
-              </w:rPr>
             </w:pPr>
             <w:r>
               <w:rPr>
@@ -2369,7 +2434,6 @@
             <w:pPr>
               <w:jc w:val="center"/>
               <w:rPr>
-                <w:rFonts w:hint="eastAsia"/>
                 <w:szCs w:val="21"/>
               </w:rPr>
             </w:pPr>
@@ -2391,7 +2455,6 @@
             <w:pPr>
               <w:jc w:val="center"/>
               <w:rPr>
-                <w:rFonts w:hint="eastAsia"/>
                 <w:szCs w:val="21"/>
               </w:rPr>
             </w:pPr>
@@ -2427,7 +2490,6 @@
             <w:pPr>
               <w:jc w:val="left"/>
               <w:rPr>
-                <w:rFonts w:hint="eastAsia"/>
                 <w:szCs w:val="21"/>
               </w:rPr>
             </w:pPr>
@@ -2451,6 +2513,13 @@
                 <w:szCs w:val="21"/>
               </w:rPr>
               <w:t>章</w:t>
+            </w:r>
+            <w:r>
+              <w:rPr>
+                <w:rFonts w:hint="eastAsia"/>
+                <w:szCs w:val="21"/>
+              </w:rPr>
+              <w:t xml:space="preserve"> </w:t>
             </w:r>
             <w:r>
               <w:rPr>
@@ -2479,6 +2548,13 @@
                 <w:rFonts w:hint="eastAsia"/>
                 <w:szCs w:val="21"/>
               </w:rPr>
+              <w:t xml:space="preserve"> </w:t>
+            </w:r>
+            <w:r>
+              <w:rPr>
+                <w:rFonts w:hint="eastAsia"/>
+                <w:szCs w:val="21"/>
+              </w:rPr>
               <w:t>物理层基本概念</w:t>
             </w:r>
             <w:r>
@@ -2494,6 +2570,13 @@
                 <w:rFonts w:hint="eastAsia"/>
                 <w:szCs w:val="21"/>
               </w:rPr>
+              <w:t xml:space="preserve"> </w:t>
+            </w:r>
+            <w:r>
+              <w:rPr>
+                <w:rFonts w:hint="eastAsia"/>
+                <w:szCs w:val="21"/>
+              </w:rPr>
               <w:t>数据通信基础</w:t>
             </w:r>
           </w:p>
@@ -2507,7 +2590,6 @@
             <w:pPr>
               <w:jc w:val="center"/>
               <w:rPr>
-                <w:rFonts w:hint="eastAsia"/>
                 <w:szCs w:val="21"/>
               </w:rPr>
             </w:pPr>
@@ -2548,13 +2630,7 @@
             <w:tcW w:w="2448" w:type="dxa"/>
             <w:vAlign w:val="center"/>
           </w:tcPr>
-          <w:p>
-            <w:pPr>
-              <w:rPr>
-                <w:rFonts w:hint="eastAsia"/>
-              </w:rPr>
-            </w:pPr>
-          </w:p>
+          <w:p/>
         </w:tc>
         <w:tc>
           <w:tcPr>
@@ -2564,9 +2640,6 @@
           <w:p>
             <w:pPr>
               <w:jc w:val="center"/>
-              <w:rPr>
-                <w:rFonts w:hint="eastAsia"/>
-              </w:rPr>
             </w:pPr>
             <w:r>
               <w:rPr>
@@ -2604,9 +2677,6 @@
           <w:p>
             <w:pPr>
               <w:jc w:val="center"/>
-              <w:rPr>
-                <w:rFonts w:hint="eastAsia"/>
-              </w:rPr>
             </w:pPr>
             <w:r>
               <w:rPr>
@@ -2626,7 +2696,6 @@
             <w:pPr>
               <w:jc w:val="center"/>
               <w:rPr>
-                <w:rFonts w:hint="eastAsia"/>
                 <w:szCs w:val="21"/>
               </w:rPr>
             </w:pPr>
@@ -2648,7 +2717,6 @@
             <w:pPr>
               <w:jc w:val="center"/>
               <w:rPr>
-                <w:rFonts w:hint="eastAsia"/>
                 <w:szCs w:val="21"/>
               </w:rPr>
             </w:pPr>
@@ -2684,7 +2752,6 @@
             <w:pPr>
               <w:jc w:val="left"/>
               <w:rPr>
-                <w:rFonts w:hint="eastAsia"/>
                 <w:szCs w:val="21"/>
               </w:rPr>
             </w:pPr>
@@ -2721,6 +2788,13 @@
                 <w:rFonts w:hint="eastAsia"/>
                 <w:szCs w:val="21"/>
               </w:rPr>
+              <w:t xml:space="preserve"> </w:t>
+            </w:r>
+            <w:r>
+              <w:rPr>
+                <w:rFonts w:hint="eastAsia"/>
+                <w:szCs w:val="21"/>
+              </w:rPr>
               <w:t>物理层</w:t>
             </w:r>
           </w:p>
@@ -2728,7 +2802,6 @@
             <w:pPr>
               <w:jc w:val="left"/>
               <w:rPr>
-                <w:rFonts w:hint="eastAsia"/>
                 <w:szCs w:val="21"/>
               </w:rPr>
             </w:pPr>
@@ -2744,6 +2817,13 @@
                 <w:rFonts w:hint="eastAsia"/>
                 <w:szCs w:val="21"/>
               </w:rPr>
+              <w:t xml:space="preserve"> </w:t>
+            </w:r>
+            <w:r>
+              <w:rPr>
+                <w:rFonts w:hint="eastAsia"/>
+                <w:szCs w:val="21"/>
+              </w:rPr>
               <w:t>物理层下的传输媒体</w:t>
             </w:r>
           </w:p>
@@ -2751,7 +2831,6 @@
             <w:pPr>
               <w:jc w:val="left"/>
               <w:rPr>
-                <w:rFonts w:hint="eastAsia"/>
                 <w:szCs w:val="21"/>
               </w:rPr>
             </w:pPr>
@@ -2780,7 +2859,6 @@
             <w:pPr>
               <w:jc w:val="center"/>
               <w:rPr>
-                <w:rFonts w:hint="eastAsia"/>
                 <w:szCs w:val="21"/>
               </w:rPr>
             </w:pPr>
@@ -2821,13 +2899,7 @@
             <w:tcW w:w="2448" w:type="dxa"/>
             <w:vAlign w:val="center"/>
           </w:tcPr>
-          <w:p>
-            <w:pPr>
-              <w:rPr>
-                <w:rFonts w:hint="eastAsia"/>
-              </w:rPr>
-            </w:pPr>
-          </w:p>
+          <w:p/>
         </w:tc>
         <w:tc>
           <w:tcPr>
@@ -2837,9 +2909,6 @@
           <w:p>
             <w:pPr>
               <w:jc w:val="center"/>
-              <w:rPr>
-                <w:rFonts w:hint="eastAsia"/>
-              </w:rPr>
             </w:pPr>
             <w:r>
               <w:rPr>
@@ -2877,9 +2946,6 @@
           <w:p>
             <w:pPr>
               <w:jc w:val="center"/>
-              <w:rPr>
-                <w:rFonts w:hint="eastAsia"/>
-              </w:rPr>
             </w:pPr>
             <w:r>
               <w:rPr>
@@ -2899,7 +2965,6 @@
             <w:pPr>
               <w:jc w:val="center"/>
               <w:rPr>
-                <w:rFonts w:hint="eastAsia"/>
                 <w:szCs w:val="21"/>
               </w:rPr>
             </w:pPr>
@@ -2921,7 +2986,6 @@
             <w:pPr>
               <w:jc w:val="center"/>
               <w:rPr>
-                <w:rFonts w:hint="eastAsia"/>
                 <w:szCs w:val="21"/>
               </w:rPr>
             </w:pPr>
@@ -2957,7 +3021,6 @@
             <w:pPr>
               <w:jc w:val="left"/>
               <w:rPr>
-                <w:rFonts w:hint="eastAsia"/>
                 <w:szCs w:val="21"/>
               </w:rPr>
             </w:pPr>
@@ -2994,6 +3057,13 @@
                 <w:rFonts w:hint="eastAsia"/>
                 <w:szCs w:val="21"/>
               </w:rPr>
+              <w:t xml:space="preserve"> </w:t>
+            </w:r>
+            <w:r>
+              <w:rPr>
+                <w:rFonts w:hint="eastAsia"/>
+                <w:szCs w:val="21"/>
+              </w:rPr>
               <w:t>物理层</w:t>
             </w:r>
           </w:p>
@@ -3001,7 +3071,6 @@
             <w:pPr>
               <w:jc w:val="left"/>
               <w:rPr>
-                <w:rFonts w:hint="eastAsia"/>
                 <w:szCs w:val="21"/>
               </w:rPr>
             </w:pPr>
@@ -3017,6 +3086,13 @@
                 <w:rFonts w:hint="eastAsia"/>
                 <w:szCs w:val="21"/>
               </w:rPr>
+              <w:t xml:space="preserve"> </w:t>
+            </w:r>
+            <w:r>
+              <w:rPr>
+                <w:rFonts w:hint="eastAsia"/>
+                <w:szCs w:val="21"/>
+              </w:rPr>
               <w:t>宽带接入技术</w:t>
             </w:r>
           </w:p>
@@ -3024,7 +3100,6 @@
             <w:pPr>
               <w:jc w:val="left"/>
               <w:rPr>
-                <w:rFonts w:hint="eastAsia"/>
                 <w:szCs w:val="21"/>
               </w:rPr>
             </w:pPr>
@@ -3053,7 +3128,6 @@
             <w:pPr>
               <w:jc w:val="center"/>
               <w:rPr>
-                <w:rFonts w:hint="eastAsia"/>
                 <w:szCs w:val="21"/>
               </w:rPr>
             </w:pPr>
@@ -3097,9 +3171,6 @@
           <w:p>
             <w:pPr>
               <w:ind w:leftChars="-50" w:left="-105" w:rightChars="-50" w:right="-105"/>
-              <w:rPr>
-                <w:rFonts w:hint="eastAsia"/>
-              </w:rPr>
             </w:pPr>
             <w:r>
               <w:rPr>
@@ -3202,9 +3273,6 @@
           <w:p>
             <w:pPr>
               <w:jc w:val="center"/>
-              <w:rPr>
-                <w:rFonts w:hint="eastAsia"/>
-              </w:rPr>
             </w:pPr>
             <w:r>
               <w:rPr>
@@ -3242,9 +3310,6 @@
           <w:p>
             <w:pPr>
               <w:jc w:val="center"/>
-              <w:rPr>
-                <w:rFonts w:hint="eastAsia"/>
-              </w:rPr>
             </w:pPr>
             <w:r>
               <w:rPr>
@@ -3264,7 +3329,6 @@
             <w:pPr>
               <w:jc w:val="center"/>
               <w:rPr>
-                <w:rFonts w:hint="eastAsia"/>
                 <w:szCs w:val="21"/>
               </w:rPr>
             </w:pPr>
@@ -3286,7 +3350,6 @@
             <w:pPr>
               <w:jc w:val="center"/>
               <w:rPr>
-                <w:rFonts w:hint="eastAsia"/>
                 <w:szCs w:val="21"/>
               </w:rPr>
             </w:pPr>
@@ -3322,7 +3385,6 @@
             <w:pPr>
               <w:jc w:val="left"/>
               <w:rPr>
-                <w:rFonts w:hint="eastAsia"/>
                 <w:szCs w:val="21"/>
               </w:rPr>
             </w:pPr>
@@ -3346,6 +3408,13 @@
                 <w:szCs w:val="21"/>
               </w:rPr>
               <w:t>章</w:t>
+            </w:r>
+            <w:r>
+              <w:rPr>
+                <w:rFonts w:hint="eastAsia"/>
+                <w:szCs w:val="21"/>
+              </w:rPr>
+              <w:t xml:space="preserve"> </w:t>
             </w:r>
             <w:r>
               <w:rPr>
@@ -3374,6 +3443,13 @@
                 <w:rFonts w:hint="eastAsia"/>
                 <w:szCs w:val="21"/>
               </w:rPr>
+              <w:t xml:space="preserve"> </w:t>
+            </w:r>
+            <w:r>
+              <w:rPr>
+                <w:rFonts w:hint="eastAsia"/>
+                <w:szCs w:val="21"/>
+              </w:rPr>
               <w:t>数据链路层基本概念</w:t>
             </w:r>
           </w:p>
@@ -3381,7 +3457,6 @@
             <w:pPr>
               <w:jc w:val="left"/>
               <w:rPr>
-                <w:rFonts w:hint="eastAsia"/>
                 <w:szCs w:val="21"/>
               </w:rPr>
             </w:pPr>
@@ -3410,7 +3485,6 @@
             <w:pPr>
               <w:jc w:val="center"/>
               <w:rPr>
-                <w:rFonts w:hint="eastAsia"/>
                 <w:szCs w:val="21"/>
               </w:rPr>
             </w:pPr>
@@ -3451,13 +3525,7 @@
             <w:tcW w:w="2448" w:type="dxa"/>
             <w:vAlign w:val="center"/>
           </w:tcPr>
-          <w:p>
-            <w:pPr>
-              <w:rPr>
-                <w:rFonts w:hint="eastAsia"/>
-              </w:rPr>
-            </w:pPr>
-          </w:p>
+          <w:p/>
         </w:tc>
         <w:tc>
           <w:tcPr>
@@ -3467,9 +3535,6 @@
           <w:p>
             <w:pPr>
               <w:jc w:val="center"/>
-              <w:rPr>
-                <w:rFonts w:hint="eastAsia"/>
-              </w:rPr>
             </w:pPr>
             <w:r>
               <w:rPr>
@@ -3507,9 +3572,6 @@
           <w:p>
             <w:pPr>
               <w:jc w:val="center"/>
-              <w:rPr>
-                <w:rFonts w:hint="eastAsia"/>
-              </w:rPr>
             </w:pPr>
             <w:r>
               <w:rPr>
@@ -3529,7 +3591,6 @@
             <w:pPr>
               <w:jc w:val="center"/>
               <w:rPr>
-                <w:rFonts w:hint="eastAsia"/>
                 <w:szCs w:val="21"/>
               </w:rPr>
             </w:pPr>
@@ -3551,7 +3612,6 @@
             <w:pPr>
               <w:jc w:val="center"/>
               <w:rPr>
-                <w:rFonts w:hint="eastAsia"/>
                 <w:szCs w:val="21"/>
               </w:rPr>
             </w:pPr>
@@ -3573,7 +3633,6 @@
             <w:pPr>
               <w:jc w:val="left"/>
               <w:rPr>
-                <w:rFonts w:hint="eastAsia"/>
                 <w:szCs w:val="21"/>
               </w:rPr>
             </w:pPr>
@@ -3610,6 +3669,13 @@
                 <w:rFonts w:hint="eastAsia"/>
                 <w:szCs w:val="21"/>
               </w:rPr>
+              <w:t xml:space="preserve"> </w:t>
+            </w:r>
+            <w:r>
+              <w:rPr>
+                <w:rFonts w:hint="eastAsia"/>
+                <w:szCs w:val="21"/>
+              </w:rPr>
               <w:t>数据链路层</w:t>
             </w:r>
           </w:p>
@@ -3617,7 +3683,6 @@
             <w:pPr>
               <w:jc w:val="left"/>
               <w:rPr>
-                <w:rFonts w:hint="eastAsia"/>
                 <w:szCs w:val="21"/>
               </w:rPr>
             </w:pPr>
@@ -3633,6 +3698,13 @@
                 <w:rFonts w:hint="eastAsia"/>
                 <w:szCs w:val="21"/>
               </w:rPr>
+              <w:t xml:space="preserve"> </w:t>
+            </w:r>
+            <w:r>
+              <w:rPr>
+                <w:rFonts w:hint="eastAsia"/>
+                <w:szCs w:val="21"/>
+              </w:rPr>
               <w:t>以太网</w:t>
             </w:r>
           </w:p>
@@ -3646,7 +3718,6 @@
             <w:pPr>
               <w:jc w:val="center"/>
               <w:rPr>
-                <w:rFonts w:hint="eastAsia"/>
                 <w:szCs w:val="21"/>
               </w:rPr>
             </w:pPr>
@@ -3687,13 +3758,7 @@
             <w:tcW w:w="2448" w:type="dxa"/>
             <w:vAlign w:val="center"/>
           </w:tcPr>
-          <w:p>
-            <w:pPr>
-              <w:rPr>
-                <w:rFonts w:hint="eastAsia"/>
-              </w:rPr>
-            </w:pPr>
-          </w:p>
+          <w:p/>
         </w:tc>
         <w:tc>
           <w:tcPr>
@@ -3703,9 +3768,6 @@
           <w:p>
             <w:pPr>
               <w:jc w:val="center"/>
-              <w:rPr>
-                <w:rFonts w:hint="eastAsia"/>
-              </w:rPr>
             </w:pPr>
             <w:r>
               <w:rPr>
@@ -3743,9 +3805,6 @@
           <w:p>
             <w:pPr>
               <w:jc w:val="center"/>
-              <w:rPr>
-                <w:rFonts w:hint="eastAsia"/>
-              </w:rPr>
             </w:pPr>
             <w:r>
               <w:rPr>
@@ -3765,7 +3824,6 @@
             <w:pPr>
               <w:jc w:val="center"/>
               <w:rPr>
-                <w:rFonts w:hint="eastAsia"/>
                 <w:szCs w:val="21"/>
               </w:rPr>
             </w:pPr>
@@ -3787,7 +3845,6 @@
             <w:pPr>
               <w:jc w:val="center"/>
               <w:rPr>
-                <w:rFonts w:hint="eastAsia"/>
                 <w:szCs w:val="21"/>
               </w:rPr>
             </w:pPr>
@@ -3809,7 +3866,6 @@
             <w:pPr>
               <w:jc w:val="left"/>
               <w:rPr>
-                <w:rFonts w:hint="eastAsia"/>
                 <w:szCs w:val="21"/>
               </w:rPr>
             </w:pPr>
@@ -3833,6 +3889,13 @@
                 <w:szCs w:val="21"/>
               </w:rPr>
               <w:t>章</w:t>
+            </w:r>
+            <w:r>
+              <w:rPr>
+                <w:rFonts w:hint="eastAsia"/>
+                <w:szCs w:val="21"/>
+              </w:rPr>
+              <w:t xml:space="preserve"> </w:t>
             </w:r>
             <w:r>
               <w:rPr>
@@ -3861,6 +3924,13 @@
                 <w:rFonts w:hint="eastAsia"/>
                 <w:szCs w:val="21"/>
               </w:rPr>
+              <w:t xml:space="preserve"> </w:t>
+            </w:r>
+            <w:r>
+              <w:rPr>
+                <w:rFonts w:hint="eastAsia"/>
+                <w:szCs w:val="21"/>
+              </w:rPr>
               <w:t>扩展以太网</w:t>
             </w:r>
           </w:p>
@@ -3868,7 +3938,6 @@
             <w:pPr>
               <w:jc w:val="left"/>
               <w:rPr>
-                <w:rFonts w:hint="eastAsia"/>
                 <w:szCs w:val="21"/>
               </w:rPr>
             </w:pPr>
@@ -3897,7 +3966,6 @@
             <w:pPr>
               <w:jc w:val="center"/>
               <w:rPr>
-                <w:rFonts w:hint="eastAsia"/>
                 <w:szCs w:val="21"/>
               </w:rPr>
             </w:pPr>
@@ -3939,11 +4007,6 @@
             <w:vAlign w:val="center"/>
           </w:tcPr>
           <w:p>
-            <w:pPr>
-              <w:rPr>
-                <w:rFonts w:hint="eastAsia"/>
-              </w:rPr>
-            </w:pPr>
             <w:r>
               <w:rPr>
                 <w:rFonts w:hint="eastAsia"/>
@@ -4073,9 +4136,6 @@
           <w:p>
             <w:pPr>
               <w:jc w:val="center"/>
-              <w:rPr>
-                <w:rFonts w:hint="eastAsia"/>
-              </w:rPr>
             </w:pPr>
             <w:r>
               <w:rPr>
@@ -4113,9 +4173,6 @@
           <w:p>
             <w:pPr>
               <w:jc w:val="center"/>
-              <w:rPr>
-                <w:rFonts w:hint="eastAsia"/>
-              </w:rPr>
             </w:pPr>
             <w:r>
               <w:rPr>
@@ -4135,7 +4192,6 @@
             <w:pPr>
               <w:jc w:val="center"/>
               <w:rPr>
-                <w:rFonts w:hint="eastAsia"/>
                 <w:szCs w:val="21"/>
               </w:rPr>
             </w:pPr>
@@ -4157,7 +4213,6 @@
             <w:pPr>
               <w:jc w:val="center"/>
               <w:rPr>
-                <w:rFonts w:hint="eastAsia"/>
                 <w:szCs w:val="21"/>
               </w:rPr>
             </w:pPr>
@@ -4179,7 +4234,6 @@
             <w:pPr>
               <w:jc w:val="left"/>
               <w:rPr>
-                <w:rFonts w:hint="eastAsia"/>
                 <w:szCs w:val="21"/>
               </w:rPr>
             </w:pPr>
@@ -4216,14 +4270,28 @@
                 <w:rFonts w:hint="eastAsia"/>
                 <w:szCs w:val="21"/>
               </w:rPr>
+              <w:t xml:space="preserve"> </w:t>
+            </w:r>
+            <w:r>
+              <w:rPr>
+                <w:rFonts w:hint="eastAsia"/>
+                <w:szCs w:val="21"/>
+              </w:rPr>
               <w:t>网络层</w:t>
             </w:r>
-            <w:r>
-              <w:rPr>
-                <w:rFonts w:hint="eastAsia"/>
-                <w:szCs w:val="21"/>
-              </w:rPr>
-              <w:br/>
+          </w:p>
+          <w:p>
+            <w:pPr>
+              <w:jc w:val="left"/>
+              <w:rPr>
+                <w:szCs w:val="21"/>
+              </w:rPr>
+            </w:pPr>
+            <w:r>
+              <w:rPr>
+                <w:rFonts w:hint="eastAsia"/>
+                <w:szCs w:val="21"/>
+              </w:rPr>
               <w:t>4.1</w:t>
             </w:r>
             <w:r>
@@ -4231,14 +4299,28 @@
                 <w:rFonts w:hint="eastAsia"/>
                 <w:szCs w:val="21"/>
               </w:rPr>
+              <w:t xml:space="preserve"> </w:t>
+            </w:r>
+            <w:r>
+              <w:rPr>
+                <w:rFonts w:hint="eastAsia"/>
+                <w:szCs w:val="21"/>
+              </w:rPr>
               <w:t>网络层基本概念</w:t>
             </w:r>
-            <w:r>
-              <w:rPr>
-                <w:rFonts w:hint="eastAsia"/>
-                <w:szCs w:val="21"/>
-              </w:rPr>
-              <w:br/>
+          </w:p>
+          <w:p>
+            <w:pPr>
+              <w:jc w:val="left"/>
+              <w:rPr>
+                <w:szCs w:val="21"/>
+              </w:rPr>
+            </w:pPr>
+            <w:r>
+              <w:rPr>
+                <w:rFonts w:hint="eastAsia"/>
+                <w:szCs w:val="21"/>
+              </w:rPr>
               <w:t>4.2 IP</w:t>
             </w:r>
             <w:r>
@@ -4259,7 +4341,6 @@
             <w:pPr>
               <w:jc w:val="center"/>
               <w:rPr>
-                <w:rFonts w:hint="eastAsia"/>
                 <w:szCs w:val="21"/>
               </w:rPr>
             </w:pPr>
@@ -4300,13 +4381,7 @@
             <w:tcW w:w="2448" w:type="dxa"/>
             <w:vAlign w:val="center"/>
           </w:tcPr>
-          <w:p>
-            <w:pPr>
-              <w:rPr>
-                <w:rFonts w:hint="eastAsia"/>
-              </w:rPr>
-            </w:pPr>
-          </w:p>
+          <w:p/>
         </w:tc>
         <w:tc>
           <w:tcPr>
@@ -4316,9 +4391,6 @@
           <w:p>
             <w:pPr>
               <w:jc w:val="center"/>
-              <w:rPr>
-                <w:rFonts w:hint="eastAsia"/>
-              </w:rPr>
             </w:pPr>
             <w:r>
               <w:rPr>
@@ -4356,9 +4428,6 @@
           <w:p>
             <w:pPr>
               <w:jc w:val="center"/>
-              <w:rPr>
-                <w:rFonts w:hint="eastAsia"/>
-              </w:rPr>
             </w:pPr>
             <w:r>
               <w:rPr>
@@ -4378,7 +4447,6 @@
             <w:pPr>
               <w:jc w:val="center"/>
               <w:rPr>
-                <w:rFonts w:hint="eastAsia"/>
                 <w:szCs w:val="21"/>
               </w:rPr>
             </w:pPr>
@@ -4400,7 +4468,6 @@
             <w:pPr>
               <w:jc w:val="center"/>
               <w:rPr>
-                <w:rFonts w:hint="eastAsia"/>
                 <w:szCs w:val="21"/>
               </w:rPr>
             </w:pPr>
@@ -4422,7 +4489,6 @@
             <w:pPr>
               <w:jc w:val="left"/>
               <w:rPr>
-                <w:rFonts w:hint="eastAsia"/>
                 <w:szCs w:val="21"/>
               </w:rPr>
             </w:pPr>
@@ -4459,14 +4525,28 @@
                 <w:rFonts w:hint="eastAsia"/>
                 <w:szCs w:val="21"/>
               </w:rPr>
+              <w:t xml:space="preserve"> </w:t>
+            </w:r>
+            <w:r>
+              <w:rPr>
+                <w:rFonts w:hint="eastAsia"/>
+                <w:szCs w:val="21"/>
+              </w:rPr>
               <w:t>网络层</w:t>
             </w:r>
-            <w:r>
-              <w:rPr>
-                <w:rFonts w:hint="eastAsia"/>
-                <w:szCs w:val="21"/>
-              </w:rPr>
-              <w:br/>
+          </w:p>
+          <w:p>
+            <w:pPr>
+              <w:jc w:val="left"/>
+              <w:rPr>
+                <w:szCs w:val="21"/>
+              </w:rPr>
+            </w:pPr>
+            <w:r>
+              <w:rPr>
+                <w:rFonts w:hint="eastAsia"/>
+                <w:szCs w:val="21"/>
+              </w:rPr>
               <w:t>4.3</w:t>
             </w:r>
             <w:r>
@@ -4474,6 +4554,13 @@
                 <w:rFonts w:hint="eastAsia"/>
                 <w:szCs w:val="21"/>
               </w:rPr>
+              <w:t xml:space="preserve"> </w:t>
+            </w:r>
+            <w:r>
+              <w:rPr>
+                <w:rFonts w:hint="eastAsia"/>
+                <w:szCs w:val="21"/>
+              </w:rPr>
               <w:t>互联网路由选择协议</w:t>
             </w:r>
           </w:p>
@@ -4487,7 +4574,6 @@
             <w:pPr>
               <w:jc w:val="center"/>
               <w:rPr>
-                <w:rFonts w:hint="eastAsia"/>
                 <w:szCs w:val="21"/>
               </w:rPr>
             </w:pPr>
@@ -4528,13 +4614,7 @@
             <w:tcW w:w="2448" w:type="dxa"/>
             <w:vAlign w:val="center"/>
           </w:tcPr>
-          <w:p>
-            <w:pPr>
-              <w:rPr>
-                <w:rFonts w:hint="eastAsia"/>
-              </w:rPr>
-            </w:pPr>
-          </w:p>
+          <w:p/>
         </w:tc>
         <w:tc>
           <w:tcPr>
@@ -4544,9 +4624,6 @@
           <w:p>
             <w:pPr>
               <w:jc w:val="center"/>
-              <w:rPr>
-                <w:rFonts w:hint="eastAsia"/>
-              </w:rPr>
             </w:pPr>
             <w:r>
               <w:rPr>
@@ -4584,9 +4661,6 @@
           <w:p>
             <w:pPr>
               <w:jc w:val="center"/>
-              <w:rPr>
-                <w:rFonts w:hint="eastAsia"/>
-              </w:rPr>
             </w:pPr>
             <w:r>
               <w:rPr>
@@ -4607,7 +4681,6 @@
             <w:pPr>
               <w:jc w:val="center"/>
               <w:rPr>
-                <w:rFonts w:hint="eastAsia"/>
                 <w:szCs w:val="21"/>
               </w:rPr>
             </w:pPr>
@@ -4629,7 +4702,6 @@
             <w:pPr>
               <w:jc w:val="center"/>
               <w:rPr>
-                <w:rFonts w:hint="eastAsia"/>
                 <w:szCs w:val="21"/>
               </w:rPr>
             </w:pPr>
@@ -4651,7 +4723,6 @@
             <w:pPr>
               <w:jc w:val="left"/>
               <w:rPr>
-                <w:rFonts w:hint="eastAsia"/>
                 <w:szCs w:val="21"/>
               </w:rPr>
             </w:pPr>
@@ -4688,6 +4759,13 @@
                 <w:rFonts w:hint="eastAsia"/>
                 <w:szCs w:val="21"/>
               </w:rPr>
+              <w:t xml:space="preserve"> </w:t>
+            </w:r>
+            <w:r>
+              <w:rPr>
+                <w:rFonts w:hint="eastAsia"/>
+                <w:szCs w:val="21"/>
+              </w:rPr>
               <w:t>网络层</w:t>
             </w:r>
           </w:p>
@@ -4695,7 +4773,6 @@
             <w:pPr>
               <w:jc w:val="left"/>
               <w:rPr>
-                <w:rFonts w:hint="eastAsia"/>
                 <w:szCs w:val="21"/>
               </w:rPr>
             </w:pPr>
@@ -4711,7 +4788,6 @@
             <w:pPr>
               <w:jc w:val="left"/>
               <w:rPr>
-                <w:rFonts w:hint="eastAsia"/>
                 <w:szCs w:val="21"/>
               </w:rPr>
             </w:pPr>
@@ -4740,7 +4816,6 @@
             <w:pPr>
               <w:jc w:val="center"/>
               <w:rPr>
-                <w:rFonts w:hint="eastAsia"/>
                 <w:szCs w:val="21"/>
               </w:rPr>
             </w:pPr>
@@ -4782,11 +4857,6 @@
             <w:vAlign w:val="center"/>
           </w:tcPr>
           <w:p>
-            <w:pPr>
-              <w:rPr>
-                <w:rFonts w:hint="eastAsia"/>
-              </w:rPr>
-            </w:pPr>
             <w:r>
               <w:rPr>
                 <w:rFonts w:hint="eastAsia"/>
@@ -4930,9 +5000,6 @@
           <w:p>
             <w:pPr>
               <w:jc w:val="center"/>
-              <w:rPr>
-                <w:rFonts w:hint="eastAsia"/>
-              </w:rPr>
             </w:pPr>
             <w:r>
               <w:rPr>
@@ -4991,7 +5058,6 @@
             <w:pPr>
               <w:jc w:val="center"/>
               <w:rPr>
-                <w:rFonts w:hint="eastAsia"/>
                 <w:szCs w:val="21"/>
               </w:rPr>
             </w:pPr>
@@ -5013,7 +5079,6 @@
             <w:pPr>
               <w:jc w:val="center"/>
               <w:rPr>
-                <w:rFonts w:hint="eastAsia"/>
                 <w:szCs w:val="21"/>
               </w:rPr>
             </w:pPr>
@@ -5093,7 +5158,23 @@
                 <w:rFonts w:hint="eastAsia"/>
                 <w:szCs w:val="21"/>
               </w:rPr>
-              <w:t>网际控制报文协议</w:t>
+              <w:t>网</w:t>
+            </w:r>
+            <w:proofErr w:type="gramStart"/>
+            <w:r>
+              <w:rPr>
+                <w:rFonts w:hint="eastAsia"/>
+                <w:szCs w:val="21"/>
+              </w:rPr>
+              <w:t>际控制</w:t>
+            </w:r>
+            <w:proofErr w:type="gramEnd"/>
+            <w:r>
+              <w:rPr>
+                <w:rFonts w:hint="eastAsia"/>
+                <w:szCs w:val="21"/>
+              </w:rPr>
+              <w:t>报文协议</w:t>
             </w:r>
             <w:r>
               <w:rPr>
@@ -5107,7 +5188,6 @@
             <w:pPr>
               <w:jc w:val="left"/>
               <w:rPr>
-                <w:rFonts w:hint="eastAsia"/>
                 <w:szCs w:val="21"/>
               </w:rPr>
             </w:pPr>
@@ -5129,7 +5209,6 @@
             <w:pPr>
               <w:jc w:val="center"/>
               <w:rPr>
-                <w:rFonts w:hint="eastAsia"/>
                 <w:szCs w:val="21"/>
               </w:rPr>
             </w:pPr>
@@ -5233,9 +5312,6 @@
           <w:p>
             <w:pPr>
               <w:jc w:val="center"/>
-              <w:rPr>
-                <w:rFonts w:hint="eastAsia"/>
-              </w:rPr>
             </w:pPr>
             <w:r>
               <w:rPr>
@@ -5273,7 +5349,6 @@
             <w:pPr>
               <w:jc w:val="center"/>
               <w:rPr>
-                <w:rFonts w:hint="eastAsia"/>
                 <w:szCs w:val="21"/>
               </w:rPr>
             </w:pPr>
@@ -5294,7 +5369,6 @@
             <w:pPr>
               <w:jc w:val="center"/>
               <w:rPr>
-                <w:rFonts w:hint="eastAsia"/>
                 <w:szCs w:val="21"/>
               </w:rPr>
             </w:pPr>
@@ -5316,7 +5390,6 @@
             <w:pPr>
               <w:jc w:val="center"/>
               <w:rPr>
-                <w:rFonts w:hint="eastAsia"/>
                 <w:szCs w:val="21"/>
               </w:rPr>
             </w:pPr>
@@ -5338,6 +5411,7 @@
             <w:pPr>
               <w:jc w:val="left"/>
               <w:rPr>
+                <w:rFonts w:hint="eastAsia"/>
                 <w:szCs w:val="21"/>
               </w:rPr>
             </w:pPr>
@@ -5362,6 +5436,20 @@
               </w:rPr>
               <w:t>章</w:t>
             </w:r>
+            <w:r>
+              <w:rPr>
+                <w:rFonts w:hint="eastAsia"/>
+                <w:szCs w:val="21"/>
+              </w:rPr>
+              <w:t xml:space="preserve">  </w:t>
+            </w:r>
+            <w:r>
+              <w:rPr>
+                <w:rFonts w:hint="eastAsia"/>
+                <w:szCs w:val="21"/>
+              </w:rPr>
+              <w:t>网络层</w:t>
+            </w:r>
           </w:p>
           <w:p>
             <w:pPr>
@@ -5382,6 +5470,13 @@
                 <w:rFonts w:hint="eastAsia"/>
                 <w:szCs w:val="21"/>
               </w:rPr>
+              <w:t xml:space="preserve"> </w:t>
+            </w:r>
+            <w:r>
+              <w:rPr>
+                <w:rFonts w:hint="eastAsia"/>
+                <w:szCs w:val="21"/>
+              </w:rPr>
               <w:t>互联网的路由选择协议</w:t>
             </w:r>
           </w:p>
@@ -5389,16 +5484,29 @@
             <w:pPr>
               <w:jc w:val="left"/>
               <w:rPr>
-                <w:rFonts w:hint="eastAsia"/>
-                <w:szCs w:val="21"/>
-              </w:rPr>
-            </w:pPr>
-            <w:r>
-              <w:rPr>
-                <w:rFonts w:hint="eastAsia"/>
-                <w:szCs w:val="21"/>
-              </w:rPr>
-              <w:t>4.7IP</w:t>
+                <w:szCs w:val="21"/>
+              </w:rPr>
+            </w:pPr>
+            <w:r>
+              <w:rPr>
+                <w:rFonts w:hint="eastAsia"/>
+                <w:szCs w:val="21"/>
+              </w:rPr>
+              <w:t>4.7</w:t>
+            </w:r>
+            <w:r>
+              <w:rPr>
+                <w:rFonts w:hint="eastAsia"/>
+                <w:szCs w:val="21"/>
+              </w:rPr>
+              <w:t xml:space="preserve"> </w:t>
+            </w:r>
+            <w:r>
+              <w:rPr>
+                <w:rFonts w:hint="eastAsia"/>
+                <w:szCs w:val="21"/>
+              </w:rPr>
+              <w:t>IP</w:t>
             </w:r>
             <w:r>
               <w:rPr>
@@ -5418,7 +5526,6 @@
             <w:pPr>
               <w:jc w:val="center"/>
               <w:rPr>
-                <w:rFonts w:hint="eastAsia"/>
                 <w:szCs w:val="21"/>
               </w:rPr>
             </w:pPr>
@@ -5440,7 +5547,6 @@
             <w:pPr>
               <w:jc w:val="center"/>
               <w:rPr>
-                <w:rFonts w:hint="eastAsia"/>
                 <w:szCs w:val="21"/>
               </w:rPr>
             </w:pPr>
@@ -5462,7 +5568,6 @@
           <w:p>
             <w:pPr>
               <w:rPr>
-                <w:rFonts w:hint="eastAsia"/>
                 <w:szCs w:val="21"/>
               </w:rPr>
             </w:pPr>
@@ -5497,7 +5602,6 @@
             <w:pPr>
               <w:jc w:val="center"/>
               <w:rPr>
-                <w:rFonts w:hint="eastAsia"/>
                 <w:szCs w:val="21"/>
               </w:rPr>
             </w:pPr>
@@ -5518,7 +5622,6 @@
             <w:pPr>
               <w:jc w:val="center"/>
               <w:rPr>
-                <w:rFonts w:hint="eastAsia"/>
                 <w:szCs w:val="21"/>
               </w:rPr>
             </w:pPr>
@@ -5539,7 +5642,6 @@
             <w:pPr>
               <w:jc w:val="center"/>
               <w:rPr>
-                <w:rFonts w:hint="eastAsia"/>
                 <w:szCs w:val="21"/>
               </w:rPr>
             </w:pPr>
@@ -5561,7 +5663,6 @@
             <w:pPr>
               <w:jc w:val="center"/>
               <w:rPr>
-                <w:rFonts w:hint="eastAsia"/>
                 <w:szCs w:val="21"/>
               </w:rPr>
             </w:pPr>
@@ -5583,6 +5684,7 @@
             <w:pPr>
               <w:jc w:val="left"/>
               <w:rPr>
+                <w:rFonts w:hint="eastAsia"/>
                 <w:szCs w:val="21"/>
               </w:rPr>
             </w:pPr>
@@ -5607,6 +5709,20 @@
               </w:rPr>
               <w:t>章</w:t>
             </w:r>
+            <w:r>
+              <w:rPr>
+                <w:rFonts w:hint="eastAsia"/>
+                <w:szCs w:val="21"/>
+              </w:rPr>
+              <w:t xml:space="preserve">  </w:t>
+            </w:r>
+            <w:r>
+              <w:rPr>
+                <w:rFonts w:hint="eastAsia"/>
+                <w:szCs w:val="21"/>
+              </w:rPr>
+              <w:t>网络层</w:t>
+            </w:r>
           </w:p>
           <w:p>
             <w:pPr>
@@ -5627,6 +5743,13 @@
                 <w:rFonts w:hint="eastAsia"/>
                 <w:szCs w:val="21"/>
               </w:rPr>
+              <w:t xml:space="preserve"> </w:t>
+            </w:r>
+            <w:r>
+              <w:rPr>
+                <w:rFonts w:hint="eastAsia"/>
+                <w:szCs w:val="21"/>
+              </w:rPr>
               <w:t>虚拟专用网</w:t>
             </w:r>
             <w:r>
@@ -5670,6 +5793,13 @@
                 <w:rFonts w:hint="eastAsia"/>
                 <w:szCs w:val="21"/>
               </w:rPr>
+              <w:t xml:space="preserve"> </w:t>
+            </w:r>
+            <w:r>
+              <w:rPr>
+                <w:rFonts w:hint="eastAsia"/>
+                <w:szCs w:val="21"/>
+              </w:rPr>
               <w:t>多协议标签交换</w:t>
             </w:r>
             <w:r>
@@ -5684,7 +5814,6 @@
             <w:pPr>
               <w:jc w:val="left"/>
               <w:rPr>
-                <w:rFonts w:hint="eastAsia"/>
                 <w:szCs w:val="21"/>
               </w:rPr>
             </w:pPr>
@@ -5700,6 +5829,13 @@
                 <w:rFonts w:hint="eastAsia"/>
                 <w:szCs w:val="21"/>
               </w:rPr>
+              <w:t xml:space="preserve"> </w:t>
+            </w:r>
+            <w:r>
+              <w:rPr>
+                <w:rFonts w:hint="eastAsia"/>
+                <w:szCs w:val="21"/>
+              </w:rPr>
               <w:t>软件定义网络</w:t>
             </w:r>
             <w:r>
@@ -5727,7 +5863,6 @@
             <w:pPr>
               <w:jc w:val="center"/>
               <w:rPr>
-                <w:rFonts w:hint="eastAsia"/>
                 <w:szCs w:val="21"/>
               </w:rPr>
             </w:pPr>
@@ -5749,7 +5884,6 @@
             <w:pPr>
               <w:jc w:val="center"/>
               <w:rPr>
-                <w:rFonts w:hint="eastAsia"/>
                 <w:szCs w:val="21"/>
               </w:rPr>
             </w:pPr>
@@ -5845,7 +5979,6 @@
           <w:p>
             <w:pPr>
               <w:rPr>
-                <w:rFonts w:hint="eastAsia"/>
                 <w:szCs w:val="21"/>
               </w:rPr>
             </w:pPr>
@@ -5892,7 +6025,6 @@
             <w:pPr>
               <w:jc w:val="center"/>
               <w:rPr>
-                <w:rFonts w:hint="eastAsia"/>
                 <w:szCs w:val="21"/>
               </w:rPr>
             </w:pPr>
@@ -5913,7 +6045,6 @@
             <w:pPr>
               <w:jc w:val="center"/>
               <w:rPr>
-                <w:rFonts w:hint="eastAsia"/>
                 <w:szCs w:val="21"/>
               </w:rPr>
             </w:pPr>
@@ -5934,7 +6065,6 @@
             <w:pPr>
               <w:jc w:val="center"/>
               <w:rPr>
-                <w:rFonts w:hint="eastAsia"/>
                 <w:szCs w:val="21"/>
               </w:rPr>
             </w:pPr>
@@ -5956,7 +6086,6 @@
             <w:pPr>
               <w:jc w:val="center"/>
               <w:rPr>
-                <w:rFonts w:hint="eastAsia"/>
                 <w:szCs w:val="21"/>
               </w:rPr>
             </w:pPr>
@@ -6036,6 +6165,13 @@
                 <w:rFonts w:hint="eastAsia"/>
                 <w:szCs w:val="21"/>
               </w:rPr>
+              <w:t xml:space="preserve"> </w:t>
+            </w:r>
+            <w:r>
+              <w:rPr>
+                <w:rFonts w:hint="eastAsia"/>
+                <w:szCs w:val="21"/>
+              </w:rPr>
               <w:t>运输层协议概述</w:t>
             </w:r>
           </w:p>
@@ -6043,7 +6179,6 @@
             <w:pPr>
               <w:jc w:val="left"/>
               <w:rPr>
-                <w:rFonts w:hint="eastAsia"/>
                 <w:szCs w:val="21"/>
               </w:rPr>
             </w:pPr>
@@ -6059,6 +6194,13 @@
                 <w:rFonts w:hint="eastAsia"/>
                 <w:szCs w:val="21"/>
               </w:rPr>
+              <w:t xml:space="preserve"> </w:t>
+            </w:r>
+            <w:r>
+              <w:rPr>
+                <w:rFonts w:hint="eastAsia"/>
+                <w:szCs w:val="21"/>
+              </w:rPr>
               <w:t>用户数据报协议</w:t>
             </w:r>
             <w:r>
@@ -6079,7 +6221,6 @@
             <w:pPr>
               <w:jc w:val="center"/>
               <w:rPr>
-                <w:rFonts w:hint="eastAsia"/>
                 <w:szCs w:val="21"/>
               </w:rPr>
             </w:pPr>
@@ -6101,7 +6242,6 @@
             <w:pPr>
               <w:jc w:val="center"/>
               <w:rPr>
-                <w:rFonts w:hint="eastAsia"/>
                 <w:szCs w:val="21"/>
               </w:rPr>
             </w:pPr>
@@ -6123,7 +6263,6 @@
           <w:p>
             <w:pPr>
               <w:rPr>
-                <w:rFonts w:hint="eastAsia"/>
                 <w:szCs w:val="21"/>
               </w:rPr>
             </w:pPr>
@@ -6138,7 +6277,6 @@
             <w:pPr>
               <w:jc w:val="center"/>
               <w:rPr>
-                <w:rFonts w:hint="eastAsia"/>
                 <w:szCs w:val="21"/>
               </w:rPr>
             </w:pPr>
@@ -6159,7 +6297,6 @@
             <w:pPr>
               <w:jc w:val="center"/>
               <w:rPr>
-                <w:rFonts w:hint="eastAsia"/>
                 <w:szCs w:val="21"/>
               </w:rPr>
             </w:pPr>
@@ -6180,7 +6317,6 @@
             <w:pPr>
               <w:jc w:val="center"/>
               <w:rPr>
-                <w:rFonts w:hint="eastAsia"/>
                 <w:szCs w:val="21"/>
               </w:rPr>
             </w:pPr>
@@ -6202,7 +6338,6 @@
             <w:pPr>
               <w:jc w:val="center"/>
               <w:rPr>
-                <w:rFonts w:hint="eastAsia"/>
                 <w:szCs w:val="21"/>
               </w:rPr>
             </w:pPr>
@@ -6224,7 +6359,6 @@
             <w:pPr>
               <w:jc w:val="center"/>
               <w:rPr>
-                <w:rFonts w:hint="eastAsia"/>
                 <w:szCs w:val="21"/>
               </w:rPr>
             </w:pPr>
@@ -6282,6 +6416,13 @@
                 <w:rFonts w:hint="eastAsia"/>
                 <w:szCs w:val="21"/>
               </w:rPr>
+              <w:t xml:space="preserve"> </w:t>
+            </w:r>
+            <w:r>
+              <w:rPr>
+                <w:rFonts w:hint="eastAsia"/>
+                <w:szCs w:val="21"/>
+              </w:rPr>
               <w:t>运输层</w:t>
             </w:r>
           </w:p>
@@ -6304,6 +6445,13 @@
                 <w:rFonts w:hint="eastAsia"/>
                 <w:szCs w:val="21"/>
               </w:rPr>
+              <w:t xml:space="preserve"> </w:t>
+            </w:r>
+            <w:r>
+              <w:rPr>
+                <w:rFonts w:hint="eastAsia"/>
+                <w:szCs w:val="21"/>
+              </w:rPr>
               <w:t>传输控制协议</w:t>
             </w:r>
             <w:r>
@@ -6340,6 +6488,13 @@
                 <w:rFonts w:hint="eastAsia"/>
                 <w:szCs w:val="21"/>
               </w:rPr>
+              <w:t xml:space="preserve"> </w:t>
+            </w:r>
+            <w:r>
+              <w:rPr>
+                <w:rFonts w:hint="eastAsia"/>
+                <w:szCs w:val="21"/>
+              </w:rPr>
               <w:t>可靠传输的工作原理</w:t>
             </w:r>
           </w:p>
@@ -6347,16 +6502,29 @@
             <w:pPr>
               <w:jc w:val="left"/>
               <w:rPr>
-                <w:rFonts w:hint="eastAsia"/>
-                <w:szCs w:val="21"/>
-              </w:rPr>
-            </w:pPr>
-            <w:r>
-              <w:rPr>
-                <w:rFonts w:hint="eastAsia"/>
-                <w:szCs w:val="21"/>
-              </w:rPr>
-              <w:t>5.5TCP</w:t>
+                <w:szCs w:val="21"/>
+              </w:rPr>
+            </w:pPr>
+            <w:r>
+              <w:rPr>
+                <w:rFonts w:hint="eastAsia"/>
+                <w:szCs w:val="21"/>
+              </w:rPr>
+              <w:t>5.5</w:t>
+            </w:r>
+            <w:r>
+              <w:rPr>
+                <w:rFonts w:hint="eastAsia"/>
+                <w:szCs w:val="21"/>
+              </w:rPr>
+              <w:t xml:space="preserve"> </w:t>
+            </w:r>
+            <w:r>
+              <w:rPr>
+                <w:rFonts w:hint="eastAsia"/>
+                <w:szCs w:val="21"/>
+              </w:rPr>
+              <w:t>TCP</w:t>
             </w:r>
             <w:r>
               <w:rPr>
@@ -6376,7 +6544,6 @@
             <w:pPr>
               <w:jc w:val="center"/>
               <w:rPr>
-                <w:rFonts w:hint="eastAsia"/>
                 <w:szCs w:val="21"/>
               </w:rPr>
             </w:pPr>
@@ -6398,7 +6565,6 @@
             <w:pPr>
               <w:jc w:val="center"/>
               <w:rPr>
-                <w:rFonts w:hint="eastAsia"/>
                 <w:szCs w:val="21"/>
               </w:rPr>
             </w:pPr>
@@ -6482,7 +6648,6 @@
           <w:p>
             <w:pPr>
               <w:rPr>
-                <w:rFonts w:hint="eastAsia"/>
                 <w:szCs w:val="21"/>
               </w:rPr>
             </w:pPr>
@@ -6497,7 +6662,6 @@
             <w:pPr>
               <w:jc w:val="center"/>
               <w:rPr>
-                <w:rFonts w:hint="eastAsia"/>
                 <w:szCs w:val="21"/>
               </w:rPr>
             </w:pPr>
@@ -6518,7 +6682,6 @@
             <w:pPr>
               <w:jc w:val="center"/>
               <w:rPr>
-                <w:rFonts w:hint="eastAsia"/>
                 <w:szCs w:val="21"/>
               </w:rPr>
             </w:pPr>
@@ -6539,7 +6702,6 @@
             <w:pPr>
               <w:jc w:val="center"/>
               <w:rPr>
-                <w:rFonts w:hint="eastAsia"/>
                 <w:szCs w:val="21"/>
               </w:rPr>
             </w:pPr>
@@ -6561,7 +6723,6 @@
             <w:pPr>
               <w:jc w:val="center"/>
               <w:rPr>
-                <w:rFonts w:hint="eastAsia"/>
                 <w:szCs w:val="21"/>
               </w:rPr>
             </w:pPr>
@@ -6583,7 +6744,6 @@
             <w:pPr>
               <w:jc w:val="center"/>
               <w:rPr>
-                <w:rFonts w:hint="eastAsia"/>
                 <w:szCs w:val="21"/>
               </w:rPr>
             </w:pPr>
@@ -6641,6 +6801,13 @@
                 <w:rFonts w:hint="eastAsia"/>
                 <w:szCs w:val="21"/>
               </w:rPr>
+              <w:t xml:space="preserve"> </w:t>
+            </w:r>
+            <w:r>
+              <w:rPr>
+                <w:rFonts w:hint="eastAsia"/>
+                <w:szCs w:val="21"/>
+              </w:rPr>
               <w:t>运输层</w:t>
             </w:r>
           </w:p>
@@ -6670,16 +6837,29 @@
             <w:pPr>
               <w:jc w:val="left"/>
               <w:rPr>
-                <w:rFonts w:hint="eastAsia"/>
-                <w:szCs w:val="21"/>
-              </w:rPr>
-            </w:pPr>
-            <w:r>
-              <w:rPr>
-                <w:rFonts w:hint="eastAsia"/>
-                <w:szCs w:val="21"/>
-              </w:rPr>
-              <w:t>5.7TCP</w:t>
+                <w:szCs w:val="21"/>
+              </w:rPr>
+            </w:pPr>
+            <w:r>
+              <w:rPr>
+                <w:rFonts w:hint="eastAsia"/>
+                <w:szCs w:val="21"/>
+              </w:rPr>
+              <w:t>5.7</w:t>
+            </w:r>
+            <w:r>
+              <w:rPr>
+                <w:rFonts w:hint="eastAsia"/>
+                <w:szCs w:val="21"/>
+              </w:rPr>
+              <w:t xml:space="preserve"> </w:t>
+            </w:r>
+            <w:r>
+              <w:rPr>
+                <w:rFonts w:hint="eastAsia"/>
+                <w:szCs w:val="21"/>
+              </w:rPr>
+              <w:t>TCP</w:t>
             </w:r>
             <w:r>
               <w:rPr>
@@ -6699,7 +6879,6 @@
             <w:pPr>
               <w:jc w:val="center"/>
               <w:rPr>
-                <w:rFonts w:hint="eastAsia"/>
                 <w:szCs w:val="21"/>
               </w:rPr>
             </w:pPr>
@@ -6721,7 +6900,6 @@
             <w:pPr>
               <w:jc w:val="center"/>
               <w:rPr>
-                <w:rFonts w:hint="eastAsia"/>
                 <w:szCs w:val="21"/>
               </w:rPr>
             </w:pPr>
@@ -6743,7 +6921,6 @@
           <w:p>
             <w:pPr>
               <w:rPr>
-                <w:rFonts w:hint="eastAsia"/>
                 <w:szCs w:val="21"/>
               </w:rPr>
             </w:pPr>
@@ -6765,7 +6942,6 @@
             <w:pPr>
               <w:jc w:val="center"/>
               <w:rPr>
-                <w:rFonts w:hint="eastAsia"/>
                 <w:szCs w:val="21"/>
               </w:rPr>
             </w:pPr>
@@ -6786,7 +6962,6 @@
             <w:pPr>
               <w:jc w:val="center"/>
               <w:rPr>
-                <w:rFonts w:hint="eastAsia"/>
                 <w:szCs w:val="21"/>
               </w:rPr>
             </w:pPr>
@@ -6807,7 +6982,6 @@
             <w:pPr>
               <w:jc w:val="center"/>
               <w:rPr>
-                <w:rFonts w:hint="eastAsia"/>
                 <w:szCs w:val="21"/>
               </w:rPr>
             </w:pPr>
@@ -6829,7 +7003,6 @@
             <w:pPr>
               <w:jc w:val="center"/>
               <w:rPr>
-                <w:rFonts w:hint="eastAsia"/>
                 <w:szCs w:val="21"/>
               </w:rPr>
             </w:pPr>
@@ -6851,7 +7024,6 @@
             <w:pPr>
               <w:jc w:val="center"/>
               <w:rPr>
-                <w:rFonts w:hint="eastAsia"/>
                 <w:szCs w:val="21"/>
               </w:rPr>
             </w:pPr>
@@ -6909,6 +7081,13 @@
                 <w:rFonts w:hint="eastAsia"/>
                 <w:szCs w:val="21"/>
               </w:rPr>
+              <w:t xml:space="preserve"> </w:t>
+            </w:r>
+            <w:r>
+              <w:rPr>
+                <w:rFonts w:hint="eastAsia"/>
+                <w:szCs w:val="21"/>
+              </w:rPr>
               <w:t>运输层</w:t>
             </w:r>
           </w:p>
@@ -6938,7 +7117,6 @@
             <w:pPr>
               <w:jc w:val="left"/>
               <w:rPr>
-                <w:rFonts w:hint="eastAsia"/>
                 <w:szCs w:val="21"/>
               </w:rPr>
             </w:pPr>
@@ -6967,7 +7145,6 @@
             <w:pPr>
               <w:jc w:val="center"/>
               <w:rPr>
-                <w:rFonts w:hint="eastAsia"/>
                 <w:szCs w:val="21"/>
               </w:rPr>
             </w:pPr>
@@ -6989,7 +7166,6 @@
             <w:pPr>
               <w:jc w:val="center"/>
               <w:rPr>
-                <w:rFonts w:hint="eastAsia"/>
                 <w:szCs w:val="21"/>
               </w:rPr>
             </w:pPr>
@@ -7049,7 +7225,6 @@
           <w:p>
             <w:pPr>
               <w:rPr>
-                <w:rFonts w:hint="eastAsia"/>
                 <w:szCs w:val="21"/>
               </w:rPr>
             </w:pPr>
@@ -7106,7 +7281,6 @@
             <w:pPr>
               <w:jc w:val="center"/>
               <w:rPr>
-                <w:rFonts w:hint="eastAsia"/>
                 <w:szCs w:val="21"/>
               </w:rPr>
             </w:pPr>
@@ -7127,7 +7301,6 @@
             <w:pPr>
               <w:jc w:val="center"/>
               <w:rPr>
-                <w:rFonts w:hint="eastAsia"/>
                 <w:szCs w:val="21"/>
               </w:rPr>
             </w:pPr>
@@ -7148,7 +7321,6 @@
             <w:pPr>
               <w:jc w:val="center"/>
               <w:rPr>
-                <w:rFonts w:hint="eastAsia"/>
                 <w:szCs w:val="21"/>
               </w:rPr>
             </w:pPr>
@@ -7170,7 +7342,6 @@
             <w:pPr>
               <w:jc w:val="center"/>
               <w:rPr>
-                <w:rFonts w:hint="eastAsia"/>
                 <w:szCs w:val="21"/>
               </w:rPr>
             </w:pPr>
@@ -7192,7 +7363,6 @@
             <w:pPr>
               <w:jc w:val="center"/>
               <w:rPr>
-                <w:rFonts w:hint="eastAsia"/>
                 <w:szCs w:val="21"/>
               </w:rPr>
             </w:pPr>
@@ -7250,6 +7420,13 @@
                 <w:rFonts w:hint="eastAsia"/>
                 <w:szCs w:val="21"/>
               </w:rPr>
+              <w:t xml:space="preserve"> </w:t>
+            </w:r>
+            <w:r>
+              <w:rPr>
+                <w:rFonts w:hint="eastAsia"/>
+                <w:szCs w:val="21"/>
+              </w:rPr>
               <w:t>应用层</w:t>
             </w:r>
           </w:p>
@@ -7272,6 +7449,13 @@
                 <w:rFonts w:hint="eastAsia"/>
                 <w:szCs w:val="21"/>
               </w:rPr>
+              <w:t xml:space="preserve"> </w:t>
+            </w:r>
+            <w:r>
+              <w:rPr>
+                <w:rFonts w:hint="eastAsia"/>
+                <w:szCs w:val="21"/>
+              </w:rPr>
               <w:t>域名系统</w:t>
             </w:r>
             <w:r>
@@ -7286,7 +7470,6 @@
             <w:pPr>
               <w:jc w:val="left"/>
               <w:rPr>
-                <w:rFonts w:hint="eastAsia"/>
                 <w:szCs w:val="21"/>
               </w:rPr>
             </w:pPr>
@@ -7302,6 +7485,13 @@
                 <w:rFonts w:hint="eastAsia"/>
                 <w:szCs w:val="21"/>
               </w:rPr>
+              <w:t xml:space="preserve"> </w:t>
+            </w:r>
+            <w:r>
+              <w:rPr>
+                <w:rFonts w:hint="eastAsia"/>
+                <w:szCs w:val="21"/>
+              </w:rPr>
               <w:t>文件传送协议</w:t>
             </w:r>
           </w:p>
@@ -7315,7 +7505,6 @@
             <w:pPr>
               <w:jc w:val="center"/>
               <w:rPr>
-                <w:rFonts w:hint="eastAsia"/>
                 <w:szCs w:val="21"/>
               </w:rPr>
             </w:pPr>
@@ -7337,7 +7526,6 @@
             <w:pPr>
               <w:jc w:val="center"/>
               <w:rPr>
-                <w:rFonts w:hint="eastAsia"/>
                 <w:szCs w:val="21"/>
               </w:rPr>
             </w:pPr>
@@ -7359,7 +7547,6 @@
           <w:p>
             <w:pPr>
               <w:rPr>
-                <w:rFonts w:hint="eastAsia"/>
                 <w:szCs w:val="21"/>
               </w:rPr>
             </w:pPr>
@@ -7401,7 +7588,6 @@
             <w:pPr>
               <w:jc w:val="center"/>
               <w:rPr>
-                <w:rFonts w:hint="eastAsia"/>
                 <w:szCs w:val="21"/>
               </w:rPr>
             </w:pPr>
@@ -7422,7 +7608,6 @@
             <w:pPr>
               <w:jc w:val="center"/>
               <w:rPr>
-                <w:rFonts w:hint="eastAsia"/>
                 <w:szCs w:val="21"/>
               </w:rPr>
             </w:pPr>
@@ -7444,7 +7629,6 @@
             <w:pPr>
               <w:jc w:val="center"/>
               <w:rPr>
-                <w:rFonts w:hint="eastAsia"/>
                 <w:szCs w:val="21"/>
               </w:rPr>
             </w:pPr>
@@ -7466,7 +7650,6 @@
             <w:pPr>
               <w:jc w:val="center"/>
               <w:rPr>
-                <w:rFonts w:hint="eastAsia"/>
                 <w:szCs w:val="21"/>
               </w:rPr>
             </w:pPr>
@@ -7524,6 +7707,13 @@
                 <w:rFonts w:hint="eastAsia"/>
                 <w:szCs w:val="21"/>
               </w:rPr>
+              <w:t xml:space="preserve"> </w:t>
+            </w:r>
+            <w:r>
+              <w:rPr>
+                <w:rFonts w:hint="eastAsia"/>
+                <w:szCs w:val="21"/>
+              </w:rPr>
               <w:t>应用层</w:t>
             </w:r>
           </w:p>
@@ -7560,7 +7750,6 @@
             <w:pPr>
               <w:jc w:val="left"/>
               <w:rPr>
-                <w:rFonts w:hint="eastAsia"/>
                 <w:szCs w:val="21"/>
               </w:rPr>
             </w:pPr>
@@ -7576,6 +7765,13 @@
                 <w:rFonts w:hint="eastAsia"/>
                 <w:szCs w:val="21"/>
               </w:rPr>
+              <w:t xml:space="preserve"> </w:t>
+            </w:r>
+            <w:r>
+              <w:rPr>
+                <w:rFonts w:hint="eastAsia"/>
+                <w:szCs w:val="21"/>
+              </w:rPr>
               <w:t>万维网</w:t>
             </w:r>
             <w:r>
@@ -7596,7 +7792,6 @@
             <w:pPr>
               <w:jc w:val="center"/>
               <w:rPr>
-                <w:rFonts w:hint="eastAsia"/>
                 <w:szCs w:val="21"/>
               </w:rPr>
             </w:pPr>
@@ -7618,7 +7813,6 @@
             <w:pPr>
               <w:jc w:val="center"/>
               <w:rPr>
-                <w:rFonts w:hint="eastAsia"/>
                 <w:szCs w:val="21"/>
               </w:rPr>
             </w:pPr>
@@ -7640,7 +7834,6 @@
           <w:p>
             <w:pPr>
               <w:rPr>
-                <w:rFonts w:hint="eastAsia"/>
                 <w:szCs w:val="21"/>
               </w:rPr>
             </w:pPr>
@@ -7703,7 +7896,6 @@
             <w:pPr>
               <w:jc w:val="center"/>
               <w:rPr>
-                <w:rFonts w:hint="eastAsia"/>
                 <w:szCs w:val="21"/>
               </w:rPr>
             </w:pPr>
@@ -7724,7 +7916,6 @@
             <w:pPr>
               <w:jc w:val="center"/>
               <w:rPr>
-                <w:rFonts w:hint="eastAsia"/>
                 <w:szCs w:val="21"/>
               </w:rPr>
             </w:pPr>
@@ -7745,7 +7936,6 @@
             <w:pPr>
               <w:jc w:val="center"/>
               <w:rPr>
-                <w:rFonts w:hint="eastAsia"/>
                 <w:szCs w:val="21"/>
               </w:rPr>
             </w:pPr>
@@ -7767,7 +7957,6 @@
             <w:pPr>
               <w:jc w:val="center"/>
               <w:rPr>
-                <w:rFonts w:hint="eastAsia"/>
                 <w:szCs w:val="21"/>
               </w:rPr>
             </w:pPr>
@@ -7789,7 +7978,6 @@
             <w:pPr>
               <w:jc w:val="center"/>
               <w:rPr>
-                <w:rFonts w:hint="eastAsia"/>
                 <w:szCs w:val="21"/>
               </w:rPr>
             </w:pPr>
@@ -7847,6 +8035,13 @@
                 <w:rFonts w:hint="eastAsia"/>
                 <w:szCs w:val="21"/>
               </w:rPr>
+              <w:t xml:space="preserve"> </w:t>
+            </w:r>
+            <w:r>
+              <w:rPr>
+                <w:rFonts w:hint="eastAsia"/>
+                <w:szCs w:val="21"/>
+              </w:rPr>
               <w:t>应用层</w:t>
             </w:r>
           </w:p>
@@ -7876,7 +8071,6 @@
             <w:pPr>
               <w:jc w:val="left"/>
               <w:rPr>
-                <w:rFonts w:hint="eastAsia"/>
                 <w:szCs w:val="21"/>
               </w:rPr>
             </w:pPr>
@@ -7892,6 +8086,13 @@
                 <w:rFonts w:hint="eastAsia"/>
                 <w:szCs w:val="21"/>
               </w:rPr>
+              <w:t xml:space="preserve"> </w:t>
+            </w:r>
+            <w:r>
+              <w:rPr>
+                <w:rFonts w:hint="eastAsia"/>
+                <w:szCs w:val="21"/>
+              </w:rPr>
               <w:t>动态主机配置协议</w:t>
             </w:r>
             <w:r>
@@ -7912,7 +8113,6 @@
             <w:pPr>
               <w:jc w:val="center"/>
               <w:rPr>
-                <w:rFonts w:hint="eastAsia"/>
                 <w:szCs w:val="21"/>
               </w:rPr>
             </w:pPr>
@@ -7934,7 +8134,6 @@
             <w:pPr>
               <w:jc w:val="center"/>
               <w:rPr>
-                <w:rFonts w:hint="eastAsia"/>
                 <w:szCs w:val="21"/>
               </w:rPr>
             </w:pPr>
@@ -7956,7 +8155,6 @@
           <w:p>
             <w:pPr>
               <w:rPr>
-                <w:rFonts w:hint="eastAsia"/>
                 <w:szCs w:val="21"/>
               </w:rPr>
             </w:pPr>
@@ -7978,7 +8176,6 @@
             <w:pPr>
               <w:jc w:val="center"/>
               <w:rPr>
-                <w:rFonts w:hint="eastAsia"/>
                 <w:szCs w:val="21"/>
               </w:rPr>
             </w:pPr>
@@ -7999,7 +8196,6 @@
             <w:pPr>
               <w:jc w:val="center"/>
               <w:rPr>
-                <w:rFonts w:hint="eastAsia"/>
                 <w:szCs w:val="21"/>
               </w:rPr>
             </w:pPr>
@@ -8020,7 +8216,6 @@
             <w:pPr>
               <w:jc w:val="center"/>
               <w:rPr>
-                <w:rFonts w:hint="eastAsia"/>
                 <w:szCs w:val="21"/>
               </w:rPr>
             </w:pPr>
@@ -8042,7 +8237,6 @@
             <w:pPr>
               <w:jc w:val="center"/>
               <w:rPr>
-                <w:rFonts w:hint="eastAsia"/>
                 <w:szCs w:val="21"/>
               </w:rPr>
             </w:pPr>
@@ -8064,7 +8258,6 @@
             <w:pPr>
               <w:jc w:val="center"/>
               <w:rPr>
-                <w:rFonts w:hint="eastAsia"/>
                 <w:szCs w:val="21"/>
               </w:rPr>
             </w:pPr>
@@ -8122,6 +8315,13 @@
                 <w:rFonts w:hint="eastAsia"/>
                 <w:szCs w:val="21"/>
               </w:rPr>
+              <w:t xml:space="preserve"> </w:t>
+            </w:r>
+            <w:r>
+              <w:rPr>
+                <w:rFonts w:hint="eastAsia"/>
+                <w:szCs w:val="21"/>
+              </w:rPr>
               <w:t>应用层</w:t>
             </w:r>
           </w:p>
@@ -8158,7 +8358,6 @@
             <w:pPr>
               <w:jc w:val="left"/>
               <w:rPr>
-                <w:rFonts w:hint="eastAsia"/>
                 <w:szCs w:val="21"/>
               </w:rPr>
             </w:pPr>
@@ -8174,6 +8373,13 @@
                 <w:rFonts w:hint="eastAsia"/>
                 <w:szCs w:val="21"/>
               </w:rPr>
+              <w:t xml:space="preserve"> </w:t>
+            </w:r>
+            <w:r>
+              <w:rPr>
+                <w:rFonts w:hint="eastAsia"/>
+                <w:szCs w:val="21"/>
+              </w:rPr>
               <w:t>应用进程跨越网络的通信</w:t>
             </w:r>
           </w:p>
@@ -8187,7 +8393,6 @@
             <w:pPr>
               <w:jc w:val="center"/>
               <w:rPr>
-                <w:rFonts w:hint="eastAsia"/>
                 <w:szCs w:val="21"/>
               </w:rPr>
             </w:pPr>
@@ -8209,7 +8414,6 @@
             <w:pPr>
               <w:jc w:val="center"/>
               <w:rPr>
-                <w:rFonts w:hint="eastAsia"/>
                 <w:szCs w:val="21"/>
               </w:rPr>
             </w:pPr>
@@ -8231,7 +8435,6 @@
           <w:p>
             <w:pPr>
               <w:rPr>
-                <w:rFonts w:hint="eastAsia"/>
                 <w:szCs w:val="21"/>
               </w:rPr>
             </w:pPr>
@@ -8246,7 +8449,6 @@
             <w:pPr>
               <w:jc w:val="center"/>
               <w:rPr>
-                <w:rFonts w:hint="eastAsia"/>
                 <w:szCs w:val="21"/>
               </w:rPr>
             </w:pPr>
@@ -8267,7 +8469,6 @@
             <w:pPr>
               <w:jc w:val="center"/>
               <w:rPr>
-                <w:rFonts w:hint="eastAsia"/>
                 <w:szCs w:val="21"/>
               </w:rPr>
             </w:pPr>
@@ -8288,7 +8489,6 @@
             <w:pPr>
               <w:jc w:val="center"/>
               <w:rPr>
-                <w:rFonts w:hint="eastAsia"/>
                 <w:szCs w:val="21"/>
               </w:rPr>
             </w:pPr>
@@ -8310,7 +8510,6 @@
             <w:pPr>
               <w:jc w:val="center"/>
               <w:rPr>
-                <w:rFonts w:hint="eastAsia"/>
                 <w:szCs w:val="21"/>
               </w:rPr>
             </w:pPr>
@@ -8332,7 +8531,6 @@
             <w:pPr>
               <w:jc w:val="center"/>
               <w:rPr>
-                <w:rFonts w:hint="eastAsia"/>
                 <w:szCs w:val="21"/>
               </w:rPr>
             </w:pPr>
@@ -8390,6 +8588,13 @@
                 <w:rFonts w:hint="eastAsia"/>
                 <w:szCs w:val="21"/>
               </w:rPr>
+              <w:t xml:space="preserve"> </w:t>
+            </w:r>
+            <w:r>
+              <w:rPr>
+                <w:rFonts w:hint="eastAsia"/>
+                <w:szCs w:val="21"/>
+              </w:rPr>
               <w:t>应用层</w:t>
             </w:r>
           </w:p>
@@ -8397,7 +8602,6 @@
             <w:pPr>
               <w:jc w:val="left"/>
               <w:rPr>
-                <w:rFonts w:hint="eastAsia"/>
                 <w:szCs w:val="21"/>
               </w:rPr>
             </w:pPr>
@@ -8426,7 +8630,6 @@
             <w:pPr>
               <w:jc w:val="center"/>
               <w:rPr>
-                <w:rFonts w:hint="eastAsia"/>
                 <w:szCs w:val="21"/>
               </w:rPr>
             </w:pPr>
@@ -8448,7 +8651,6 @@
             <w:pPr>
               <w:jc w:val="center"/>
               <w:rPr>
-                <w:rFonts w:hint="eastAsia"/>
                 <w:szCs w:val="21"/>
               </w:rPr>
             </w:pPr>
@@ -8536,11 +8738,6 @@
             </w:r>
           </w:p>
           <w:p>
-            <w:pPr>
-              <w:rPr>
-                <w:rFonts w:hint="eastAsia"/>
-              </w:rPr>
-            </w:pPr>
             <w:r>
               <w:rPr>
                 <w:rFonts w:hint="eastAsia"/>
@@ -8576,7 +8773,6 @@
             <w:pPr>
               <w:jc w:val="center"/>
               <w:rPr>
-                <w:rFonts w:hint="eastAsia"/>
                 <w:szCs w:val="21"/>
               </w:rPr>
             </w:pPr>
@@ -8597,7 +8793,6 @@
             <w:pPr>
               <w:jc w:val="center"/>
               <w:rPr>
-                <w:rFonts w:hint="eastAsia"/>
                 <w:szCs w:val="21"/>
               </w:rPr>
             </w:pPr>
@@ -8618,7 +8813,6 @@
             <w:pPr>
               <w:jc w:val="center"/>
               <w:rPr>
-                <w:rFonts w:hint="eastAsia"/>
                 <w:szCs w:val="21"/>
               </w:rPr>
             </w:pPr>
@@ -8633,7 +8827,6 @@
             <w:pPr>
               <w:jc w:val="center"/>
               <w:rPr>
-                <w:rFonts w:hint="eastAsia"/>
                 <w:szCs w:val="21"/>
               </w:rPr>
             </w:pPr>
@@ -8648,7 +8841,6 @@
             <w:pPr>
               <w:jc w:val="center"/>
               <w:rPr>
-                <w:rFonts w:hint="eastAsia"/>
                 <w:szCs w:val="21"/>
               </w:rPr>
             </w:pPr>
@@ -8663,7 +8855,6 @@
             <w:pPr>
               <w:jc w:val="left"/>
               <w:rPr>
-                <w:rFonts w:hint="eastAsia"/>
                 <w:szCs w:val="21"/>
               </w:rPr>
             </w:pPr>
@@ -8678,7 +8869,6 @@
             <w:pPr>
               <w:jc w:val="center"/>
               <w:rPr>
-                <w:rFonts w:hint="eastAsia"/>
                 <w:szCs w:val="21"/>
               </w:rPr>
             </w:pPr>
@@ -8693,7 +8883,6 @@
             <w:pPr>
               <w:jc w:val="center"/>
               <w:rPr>
-                <w:rFonts w:hint="eastAsia"/>
                 <w:szCs w:val="21"/>
               </w:rPr>
             </w:pPr>
@@ -8708,7 +8897,6 @@
             <w:pPr>
               <w:jc w:val="center"/>
               <w:rPr>
-                <w:rFonts w:hint="eastAsia"/>
                 <w:szCs w:val="21"/>
               </w:rPr>
             </w:pPr>
@@ -8723,7 +8911,6 @@
             <w:pPr>
               <w:jc w:val="center"/>
               <w:rPr>
-                <w:rFonts w:hint="eastAsia"/>
                 <w:szCs w:val="21"/>
               </w:rPr>
             </w:pPr>
@@ -8738,7 +8925,6 @@
             <w:pPr>
               <w:jc w:val="center"/>
               <w:rPr>
-                <w:rFonts w:hint="eastAsia"/>
                 <w:szCs w:val="21"/>
               </w:rPr>
             </w:pPr>
@@ -8759,7 +8945,6 @@
             <w:pPr>
               <w:jc w:val="center"/>
               <w:rPr>
-                <w:rFonts w:hint="eastAsia"/>
                 <w:szCs w:val="21"/>
               </w:rPr>
             </w:pPr>
@@ -8774,7 +8959,6 @@
             <w:pPr>
               <w:jc w:val="center"/>
               <w:rPr>
-                <w:rFonts w:hint="eastAsia"/>
                 <w:szCs w:val="21"/>
               </w:rPr>
             </w:pPr>
@@ -8789,7 +8973,6 @@
             <w:pPr>
               <w:jc w:val="center"/>
               <w:rPr>
-                <w:rFonts w:hint="eastAsia"/>
                 <w:szCs w:val="21"/>
               </w:rPr>
             </w:pPr>
@@ -8804,7 +8987,6 @@
             <w:pPr>
               <w:jc w:val="left"/>
               <w:rPr>
-                <w:rFonts w:hint="eastAsia"/>
                 <w:szCs w:val="21"/>
               </w:rPr>
             </w:pPr>
@@ -8819,7 +9001,6 @@
             <w:pPr>
               <w:jc w:val="center"/>
               <w:rPr>
-                <w:rFonts w:hint="eastAsia"/>
                 <w:szCs w:val="21"/>
               </w:rPr>
             </w:pPr>
@@ -8834,7 +9015,6 @@
             <w:pPr>
               <w:jc w:val="center"/>
               <w:rPr>
-                <w:rFonts w:hint="eastAsia"/>
                 <w:szCs w:val="21"/>
               </w:rPr>
             </w:pPr>
@@ -8849,7 +9029,6 @@
             <w:pPr>
               <w:jc w:val="center"/>
               <w:rPr>
-                <w:rFonts w:hint="eastAsia"/>
                 <w:szCs w:val="21"/>
               </w:rPr>
             </w:pPr>
@@ -8864,7 +9043,6 @@
             <w:pPr>
               <w:jc w:val="center"/>
               <w:rPr>
-                <w:rFonts w:hint="eastAsia"/>
                 <w:szCs w:val="21"/>
               </w:rPr>
             </w:pPr>
@@ -8879,7 +9057,6 @@
             <w:pPr>
               <w:jc w:val="center"/>
               <w:rPr>
-                <w:rFonts w:hint="eastAsia"/>
                 <w:szCs w:val="21"/>
               </w:rPr>
             </w:pPr>
@@ -8900,7 +9077,6 @@
             <w:pPr>
               <w:jc w:val="center"/>
               <w:rPr>
-                <w:rFonts w:hint="eastAsia"/>
                 <w:szCs w:val="21"/>
               </w:rPr>
             </w:pPr>
@@ -8915,7 +9091,6 @@
             <w:pPr>
               <w:jc w:val="center"/>
               <w:rPr>
-                <w:rFonts w:hint="eastAsia"/>
                 <w:szCs w:val="21"/>
               </w:rPr>
             </w:pPr>
@@ -8930,7 +9105,6 @@
             <w:pPr>
               <w:jc w:val="center"/>
               <w:rPr>
-                <w:rFonts w:hint="eastAsia"/>
                 <w:szCs w:val="21"/>
               </w:rPr>
             </w:pPr>
@@ -8945,7 +9119,6 @@
             <w:pPr>
               <w:jc w:val="left"/>
               <w:rPr>
-                <w:rFonts w:hint="eastAsia"/>
                 <w:szCs w:val="21"/>
               </w:rPr>
             </w:pPr>
@@ -8960,7 +9133,6 @@
             <w:pPr>
               <w:jc w:val="center"/>
               <w:rPr>
-                <w:rFonts w:hint="eastAsia"/>
                 <w:szCs w:val="21"/>
               </w:rPr>
             </w:pPr>
@@ -8975,7 +9147,6 @@
             <w:pPr>
               <w:jc w:val="center"/>
               <w:rPr>
-                <w:rFonts w:hint="eastAsia"/>
                 <w:szCs w:val="21"/>
               </w:rPr>
             </w:pPr>
@@ -8990,7 +9161,6 @@
             <w:pPr>
               <w:jc w:val="center"/>
               <w:rPr>
-                <w:rFonts w:hint="eastAsia"/>
                 <w:szCs w:val="21"/>
               </w:rPr>
             </w:pPr>
@@ -9005,7 +9175,6 @@
             <w:pPr>
               <w:jc w:val="center"/>
               <w:rPr>
-                <w:rFonts w:hint="eastAsia"/>
                 <w:szCs w:val="21"/>
               </w:rPr>
             </w:pPr>
@@ -9020,7 +9189,6 @@
             <w:pPr>
               <w:jc w:val="center"/>
               <w:rPr>
-                <w:rFonts w:hint="eastAsia"/>
                 <w:szCs w:val="21"/>
               </w:rPr>
             </w:pPr>
@@ -9041,7 +9209,6 @@
             <w:pPr>
               <w:jc w:val="center"/>
               <w:rPr>
-                <w:rFonts w:hint="eastAsia"/>
                 <w:szCs w:val="21"/>
               </w:rPr>
             </w:pPr>
@@ -9056,7 +9223,6 @@
             <w:pPr>
               <w:jc w:val="center"/>
               <w:rPr>
-                <w:rFonts w:hint="eastAsia"/>
                 <w:szCs w:val="21"/>
               </w:rPr>
             </w:pPr>
@@ -9071,7 +9237,6 @@
             <w:pPr>
               <w:jc w:val="center"/>
               <w:rPr>
-                <w:rFonts w:hint="eastAsia"/>
                 <w:szCs w:val="21"/>
               </w:rPr>
             </w:pPr>
@@ -9086,7 +9251,6 @@
             <w:pPr>
               <w:jc w:val="left"/>
               <w:rPr>
-                <w:rFonts w:hint="eastAsia"/>
                 <w:szCs w:val="21"/>
               </w:rPr>
             </w:pPr>
@@ -9101,7 +9265,6 @@
             <w:pPr>
               <w:jc w:val="center"/>
               <w:rPr>
-                <w:rFonts w:hint="eastAsia"/>
                 <w:szCs w:val="21"/>
               </w:rPr>
             </w:pPr>
@@ -9116,7 +9279,6 @@
             <w:pPr>
               <w:jc w:val="center"/>
               <w:rPr>
-                <w:rFonts w:hint="eastAsia"/>
                 <w:szCs w:val="21"/>
               </w:rPr>
             </w:pPr>
@@ -9131,7 +9293,6 @@
             <w:pPr>
               <w:jc w:val="center"/>
               <w:rPr>
-                <w:rFonts w:hint="eastAsia"/>
                 <w:szCs w:val="21"/>
               </w:rPr>
             </w:pPr>
@@ -9146,7 +9307,6 @@
             <w:pPr>
               <w:jc w:val="center"/>
               <w:rPr>
-                <w:rFonts w:hint="eastAsia"/>
                 <w:szCs w:val="21"/>
               </w:rPr>
             </w:pPr>
@@ -9161,7 +9321,6 @@
             <w:pPr>
               <w:jc w:val="center"/>
               <w:rPr>
-                <w:rFonts w:hint="eastAsia"/>
                 <w:szCs w:val="21"/>
               </w:rPr>
             </w:pPr>
@@ -9172,7 +9331,6 @@
     <w:p>
       <w:pPr>
         <w:rPr>
-          <w:rFonts w:hint="eastAsia"/>
           <w:szCs w:val="21"/>
         </w:rPr>
       </w:pPr>
@@ -9205,7 +9363,6 @@
         <w:spacing w:beforeLines="50" w:before="156" w:line="360" w:lineRule="auto"/>
         <w:ind w:firstLineChars="200" w:firstLine="482"/>
         <w:rPr>
-          <w:rFonts w:hint="eastAsia"/>
           <w:b/>
           <w:bCs/>
           <w:sz w:val="24"/>
@@ -9327,7 +9484,6 @@
         <w:spacing w:before="100" w:beforeAutospacing="1" w:line="360" w:lineRule="auto"/>
         <w:ind w:firstLineChars="200" w:firstLine="482"/>
         <w:rPr>
-          <w:rFonts w:hint="eastAsia"/>
           <w:b/>
           <w:bCs/>
           <w:sz w:val="24"/>
@@ -9743,12 +9899,55 @@
     <w:lsdException w:name="Emphasis" w:qFormat="1"/>
     <w:lsdException w:name="HTML Top of Form" w:semiHidden="1" w:uiPriority="99" w:unhideWhenUsed="1"/>
     <w:lsdException w:name="HTML Bottom of Form" w:semiHidden="1" w:uiPriority="99" w:unhideWhenUsed="1"/>
-    <w:lsdException w:name="Normal Table" w:semiHidden="1"/>
+    <w:lsdException w:name="Normal Table" w:semiHidden="1" w:unhideWhenUsed="1"/>
     <w:lsdException w:name="No List" w:semiHidden="1" w:uiPriority="99" w:unhideWhenUsed="1"/>
     <w:lsdException w:name="Outline List 1" w:semiHidden="1" w:uiPriority="99" w:unhideWhenUsed="1"/>
     <w:lsdException w:name="Outline List 2" w:semiHidden="1" w:uiPriority="99" w:unhideWhenUsed="1"/>
     <w:lsdException w:name="Outline List 3" w:semiHidden="1" w:uiPriority="99" w:unhideWhenUsed="1"/>
+    <w:lsdException w:name="Table Simple 1" w:semiHidden="1" w:unhideWhenUsed="1"/>
+    <w:lsdException w:name="Table Simple 2" w:semiHidden="1" w:unhideWhenUsed="1"/>
+    <w:lsdException w:name="Table Simple 3" w:semiHidden="1" w:unhideWhenUsed="1"/>
+    <w:lsdException w:name="Table Classic 1" w:semiHidden="1" w:unhideWhenUsed="1"/>
+    <w:lsdException w:name="Table Classic 2" w:semiHidden="1" w:unhideWhenUsed="1"/>
+    <w:lsdException w:name="Table Classic 3" w:semiHidden="1" w:unhideWhenUsed="1"/>
+    <w:lsdException w:name="Table Classic 4" w:semiHidden="1" w:unhideWhenUsed="1"/>
+    <w:lsdException w:name="Table Colorful 1" w:semiHidden="1" w:unhideWhenUsed="1"/>
+    <w:lsdException w:name="Table Colorful 2" w:semiHidden="1" w:unhideWhenUsed="1"/>
+    <w:lsdException w:name="Table Colorful 3" w:semiHidden="1" w:unhideWhenUsed="1"/>
+    <w:lsdException w:name="Table Columns 1" w:semiHidden="1" w:unhideWhenUsed="1"/>
+    <w:lsdException w:name="Table Columns 2" w:semiHidden="1" w:unhideWhenUsed="1"/>
+    <w:lsdException w:name="Table Columns 3" w:semiHidden="1" w:unhideWhenUsed="1"/>
+    <w:lsdException w:name="Table Columns 4" w:semiHidden="1" w:unhideWhenUsed="1"/>
+    <w:lsdException w:name="Table Columns 5" w:semiHidden="1" w:unhideWhenUsed="1"/>
+    <w:lsdException w:name="Table Grid 1" w:semiHidden="1" w:unhideWhenUsed="1"/>
+    <w:lsdException w:name="Table Grid 2" w:semiHidden="1" w:unhideWhenUsed="1"/>
+    <w:lsdException w:name="Table Grid 3" w:semiHidden="1" w:unhideWhenUsed="1"/>
+    <w:lsdException w:name="Table Grid 4" w:semiHidden="1" w:unhideWhenUsed="1"/>
+    <w:lsdException w:name="Table Grid 5" w:semiHidden="1" w:unhideWhenUsed="1"/>
+    <w:lsdException w:name="Table Grid 6" w:semiHidden="1" w:unhideWhenUsed="1"/>
+    <w:lsdException w:name="Table Grid 7" w:semiHidden="1" w:unhideWhenUsed="1"/>
+    <w:lsdException w:name="Table Grid 8" w:semiHidden="1" w:unhideWhenUsed="1"/>
+    <w:lsdException w:name="Table List 1" w:semiHidden="1" w:unhideWhenUsed="1"/>
+    <w:lsdException w:name="Table List 2" w:semiHidden="1" w:unhideWhenUsed="1"/>
+    <w:lsdException w:name="Table List 3" w:semiHidden="1" w:unhideWhenUsed="1"/>
+    <w:lsdException w:name="Table List 4" w:semiHidden="1" w:unhideWhenUsed="1"/>
+    <w:lsdException w:name="Table List 5" w:semiHidden="1" w:unhideWhenUsed="1"/>
+    <w:lsdException w:name="Table List 6" w:semiHidden="1" w:unhideWhenUsed="1"/>
+    <w:lsdException w:name="Table List 7" w:semiHidden="1" w:unhideWhenUsed="1"/>
+    <w:lsdException w:name="Table List 8" w:semiHidden="1" w:unhideWhenUsed="1"/>
+    <w:lsdException w:name="Table 3D effects 1" w:semiHidden="1" w:unhideWhenUsed="1"/>
+    <w:lsdException w:name="Table 3D effects 2" w:semiHidden="1" w:unhideWhenUsed="1"/>
+    <w:lsdException w:name="Table 3D effects 3" w:semiHidden="1" w:unhideWhenUsed="1"/>
+    <w:lsdException w:name="Table Contemporary" w:semiHidden="1" w:unhideWhenUsed="1"/>
+    <w:lsdException w:name="Table Elegant" w:semiHidden="1" w:unhideWhenUsed="1"/>
+    <w:lsdException w:name="Table Professional" w:semiHidden="1" w:unhideWhenUsed="1"/>
+    <w:lsdException w:name="Table Subtle 1" w:semiHidden="1" w:unhideWhenUsed="1"/>
+    <w:lsdException w:name="Table Subtle 2" w:semiHidden="1" w:unhideWhenUsed="1"/>
+    <w:lsdException w:name="Table Web 1" w:semiHidden="1" w:unhideWhenUsed="1"/>
+    <w:lsdException w:name="Table Web 2" w:semiHidden="1" w:unhideWhenUsed="1"/>
+    <w:lsdException w:name="Table Web 3" w:semiHidden="1" w:unhideWhenUsed="1"/>
     <w:lsdException w:name="Balloon Text" w:semiHidden="1"/>
+    <w:lsdException w:name="Table Theme" w:semiHidden="1" w:unhideWhenUsed="1"/>
     <w:lsdException w:name="Placeholder Text" w:semiHidden="1" w:uiPriority="99" w:unhideWhenUsed="1"/>
     <w:lsdException w:name="No Spacing" w:uiPriority="99" w:qFormat="1"/>
     <w:lsdException w:name="Light Shading" w:uiPriority="60"/>
@@ -9985,12 +10184,16 @@
   </w:style>
   <w:style w:type="character" w:default="1" w:styleId="a0">
     <w:name w:val="Default Paragraph Font"/>
-    <w:semiHidden/>
+    <w:uiPriority w:val="1"/>
+    <w:unhideWhenUsed/>
   </w:style>
   <w:style w:type="table" w:default="1" w:styleId="a1">
     <w:name w:val="Normal Table"/>
+    <w:uiPriority w:val="99"/>
     <w:semiHidden/>
+    <w:unhideWhenUsed/>
     <w:tblPr>
+      <w:tblInd w:w="0" w:type="dxa"/>
       <w:tblCellMar>
         <w:top w:w="0" w:type="dxa"/>
         <w:left w:w="108" w:type="dxa"/>

--- a/network/file/张树彬计算机网络24计算机6班.docx
+++ b/network/file/张树彬计算机网络24计算机6班.docx
@@ -40,43 +40,7 @@
           <w:sz w:val="28"/>
           <w:szCs w:val="28"/>
         </w:rPr>
-        <w:t xml:space="preserve">（2025  —2026  </w:t>
-      </w:r>
-      <w:proofErr w:type="gramStart"/>
-      <w:r>
-        <w:rPr>
-          <w:rFonts w:ascii="宋体" w:hAnsi="宋体" w:cs="宋体" w:hint="eastAsia"/>
-          <w:sz w:val="28"/>
-          <w:szCs w:val="28"/>
-        </w:rPr>
-        <w:t>学年第</w:t>
-      </w:r>
-      <w:proofErr w:type="gramEnd"/>
-      <w:r>
-        <w:rPr>
-          <w:rFonts w:ascii="宋体" w:hAnsi="宋体" w:cs="宋体" w:hint="eastAsia"/>
-          <w:sz w:val="28"/>
-          <w:szCs w:val="28"/>
-        </w:rPr>
-        <w:t xml:space="preserve"> </w:t>
-      </w:r>
-      <w:proofErr w:type="gramStart"/>
-      <w:r>
-        <w:rPr>
-          <w:rFonts w:ascii="宋体" w:hAnsi="宋体" w:cs="宋体" w:hint="eastAsia"/>
-          <w:sz w:val="28"/>
-          <w:szCs w:val="28"/>
-        </w:rPr>
-        <w:t>一</w:t>
-      </w:r>
-      <w:proofErr w:type="gramEnd"/>
-      <w:r>
-        <w:rPr>
-          <w:rFonts w:ascii="宋体" w:hAnsi="宋体" w:cs="宋体" w:hint="eastAsia"/>
-          <w:sz w:val="28"/>
-          <w:szCs w:val="28"/>
-        </w:rPr>
-        <w:t xml:space="preserve"> 学期）</w:t>
+        <w:t>（2025  —2026  学年第 一 学期）</w:t>
       </w:r>
     </w:p>
     <w:tbl>
@@ -1041,25 +1005,42 @@
                 <w:color w:val="000000"/>
                 <w:szCs w:val="21"/>
               </w:rPr>
-              <w:t>（其中：</w:t>
-            </w:r>
-            <w:proofErr w:type="gramStart"/>
+              <w:t>（其中：作业占</w:t>
+            </w:r>
             <w:r>
               <w:rPr>
                 <w:rFonts w:hint="eastAsia"/>
                 <w:bCs/>
                 <w:color w:val="000000"/>
                 <w:szCs w:val="21"/>
-              </w:rPr>
-              <w:t>作业占</w:t>
-            </w:r>
-            <w:proofErr w:type="gramEnd"/>
+                <w:u w:val="single"/>
+              </w:rPr>
+              <w:t xml:space="preserve"> 10 </w:t>
+            </w:r>
             <w:r>
               <w:rPr>
                 <w:rFonts w:hint="eastAsia"/>
                 <w:bCs/>
                 <w:color w:val="000000"/>
                 <w:szCs w:val="21"/>
+              </w:rPr>
+              <w:t>%</w:t>
+            </w:r>
+            <w:r>
+              <w:rPr>
+                <w:rFonts w:hint="eastAsia"/>
+                <w:bCs/>
+                <w:color w:val="000000"/>
+                <w:szCs w:val="21"/>
+              </w:rPr>
+              <w:t>，考勤占</w:t>
+            </w:r>
+            <w:r>
+              <w:rPr>
+                <w:rFonts w:hint="eastAsia"/>
+                <w:bCs/>
+                <w:color w:val="000000"/>
+                <w:szCs w:val="21"/>
                 <w:u w:val="single"/>
               </w:rPr>
               <w:t xml:space="preserve"> 10 </w:t>
@@ -1080,28 +1061,26 @@
                 <w:color w:val="000000"/>
                 <w:szCs w:val="21"/>
               </w:rPr>
-              <w:t>，</w:t>
-            </w:r>
-            <w:proofErr w:type="gramStart"/>
+              <w:t>，课程参与占</w:t>
+            </w:r>
             <w:r>
               <w:rPr>
                 <w:rFonts w:hint="eastAsia"/>
                 <w:bCs/>
                 <w:color w:val="000000"/>
                 <w:szCs w:val="21"/>
-              </w:rPr>
-              <w:t>考勤占</w:t>
-            </w:r>
-            <w:proofErr w:type="gramEnd"/>
+                <w:u w:val="single"/>
+              </w:rPr>
+              <w:t xml:space="preserve"> 10 </w:t>
+            </w:r>
             <w:r>
               <w:rPr>
                 <w:rFonts w:hint="eastAsia"/>
                 <w:bCs/>
                 <w:color w:val="000000"/>
                 <w:szCs w:val="21"/>
-                <w:u w:val="single"/>
-              </w:rPr>
-              <w:t xml:space="preserve"> 10 </w:t>
+              </w:rPr>
+              <w:t>%</w:t>
             </w:r>
             <w:r>
               <w:rPr>
@@ -1110,67 +1089,8 @@
                 <w:color w:val="000000"/>
                 <w:szCs w:val="21"/>
               </w:rPr>
-              <w:t>%</w:t>
-            </w:r>
-            <w:r>
-              <w:rPr>
-                <w:rFonts w:hint="eastAsia"/>
-                <w:bCs/>
-                <w:color w:val="000000"/>
-                <w:szCs w:val="21"/>
-              </w:rPr>
-              <w:t>，课程</w:t>
-            </w:r>
-            <w:proofErr w:type="gramStart"/>
-            <w:r>
-              <w:rPr>
-                <w:rFonts w:hint="eastAsia"/>
-                <w:bCs/>
-                <w:color w:val="000000"/>
-                <w:szCs w:val="21"/>
-              </w:rPr>
-              <w:t>参与占</w:t>
-            </w:r>
-            <w:proofErr w:type="gramEnd"/>
-            <w:r>
-              <w:rPr>
-                <w:rFonts w:hint="eastAsia"/>
-                <w:bCs/>
-                <w:color w:val="000000"/>
-                <w:szCs w:val="21"/>
-                <w:u w:val="single"/>
-              </w:rPr>
-              <w:t xml:space="preserve"> 10 </w:t>
-            </w:r>
-            <w:r>
-              <w:rPr>
-                <w:rFonts w:hint="eastAsia"/>
-                <w:bCs/>
-                <w:color w:val="000000"/>
-                <w:szCs w:val="21"/>
-              </w:rPr>
-              <w:t>%</w:t>
-            </w:r>
-            <w:r>
-              <w:rPr>
-                <w:rFonts w:hint="eastAsia"/>
-                <w:bCs/>
-                <w:color w:val="000000"/>
-                <w:szCs w:val="21"/>
-              </w:rPr>
-              <w:t>，</w:t>
-            </w:r>
-            <w:proofErr w:type="gramStart"/>
-            <w:r>
-              <w:rPr>
-                <w:rFonts w:hint="eastAsia"/>
-                <w:bCs/>
-                <w:color w:val="000000"/>
-                <w:szCs w:val="21"/>
-              </w:rPr>
-              <w:t>实践占</w:t>
-            </w:r>
-            <w:proofErr w:type="gramEnd"/>
+              <w:t>，实践占</w:t>
+            </w:r>
             <w:r>
               <w:rPr>
                 <w:rFonts w:hint="eastAsia"/>
@@ -1561,7 +1481,6 @@
             <w:pPr>
               <w:jc w:val="center"/>
             </w:pPr>
-            <w:proofErr w:type="gramStart"/>
             <w:r>
               <w:rPr>
                 <w:rFonts w:hint="eastAsia"/>
@@ -1569,7 +1488,6 @@
               </w:rPr>
               <w:t>一</w:t>
             </w:r>
-            <w:proofErr w:type="gramEnd"/>
           </w:p>
         </w:tc>
         <w:tc>
@@ -1839,7 +1757,6 @@
             <w:pPr>
               <w:jc w:val="center"/>
             </w:pPr>
-            <w:proofErr w:type="gramStart"/>
             <w:r>
               <w:rPr>
                 <w:rFonts w:hint="eastAsia"/>
@@ -1847,7 +1764,6 @@
               </w:rPr>
               <w:t>一</w:t>
             </w:r>
-            <w:proofErr w:type="gramEnd"/>
           </w:p>
         </w:tc>
         <w:tc>
@@ -5158,23 +5074,7 @@
                 <w:rFonts w:hint="eastAsia"/>
                 <w:szCs w:val="21"/>
               </w:rPr>
-              <w:t>网</w:t>
-            </w:r>
-            <w:proofErr w:type="gramStart"/>
-            <w:r>
-              <w:rPr>
-                <w:rFonts w:hint="eastAsia"/>
-                <w:szCs w:val="21"/>
-              </w:rPr>
-              <w:t>际控制</w:t>
-            </w:r>
-            <w:proofErr w:type="gramEnd"/>
-            <w:r>
-              <w:rPr>
-                <w:rFonts w:hint="eastAsia"/>
-                <w:szCs w:val="21"/>
-              </w:rPr>
-              <w:t>报文协议</w:t>
+              <w:t>网际控制报文协议</w:t>
             </w:r>
             <w:r>
               <w:rPr>
@@ -5411,7 +5311,6 @@
             <w:pPr>
               <w:jc w:val="left"/>
               <w:rPr>
-                <w:rFonts w:hint="eastAsia"/>
                 <w:szCs w:val="21"/>
               </w:rPr>
             </w:pPr>
@@ -5684,7 +5583,6 @@
             <w:pPr>
               <w:jc w:val="left"/>
               <w:rPr>
-                <w:rFonts w:hint="eastAsia"/>
                 <w:szCs w:val="21"/>
               </w:rPr>
             </w:pPr>
@@ -9465,7 +9363,7 @@
           <w:bCs/>
           <w:sz w:val="24"/>
         </w:rPr>
-        <w:t>17</w:t>
+        <w:t>2</w:t>
       </w:r>
       <w:r>
         <w:rPr>
@@ -9523,7 +9421,16 @@
           <w:bCs/>
           <w:sz w:val="24"/>
         </w:rPr>
-        <w:t xml:space="preserve">       </w:t>
+        <w:t xml:space="preserve">   </w:t>
+      </w:r>
+      <w:r>
+        <w:rPr>
+          <w:rFonts w:hint="eastAsia"/>
+          <w:b/>
+          <w:bCs/>
+          <w:sz w:val="24"/>
+        </w:rPr>
+        <w:t>2025</w:t>
       </w:r>
       <w:r>
         <w:rPr>
@@ -9541,7 +9448,16 @@
           <w:bCs/>
           <w:sz w:val="24"/>
         </w:rPr>
-        <w:t xml:space="preserve">     </w:t>
+        <w:t xml:space="preserve">   </w:t>
+      </w:r>
+      <w:r>
+        <w:rPr>
+          <w:rFonts w:hint="eastAsia"/>
+          <w:b/>
+          <w:bCs/>
+          <w:sz w:val="24"/>
+        </w:rPr>
+        <w:t>9</w:t>
       </w:r>
       <w:r>
         <w:rPr>
@@ -9559,7 +9475,16 @@
           <w:bCs/>
           <w:sz w:val="24"/>
         </w:rPr>
-        <w:t xml:space="preserve">    </w:t>
+        <w:t xml:space="preserve">   </w:t>
+      </w:r>
+      <w:r>
+        <w:rPr>
+          <w:rFonts w:hint="eastAsia"/>
+          <w:b/>
+          <w:bCs/>
+          <w:sz w:val="24"/>
+        </w:rPr>
+        <w:t>4</w:t>
       </w:r>
       <w:r>
         <w:rPr>
@@ -10185,6 +10110,7 @@
   <w:style w:type="character" w:default="1" w:styleId="a0">
     <w:name w:val="Default Paragraph Font"/>
     <w:uiPriority w:val="1"/>
+    <w:semiHidden/>
     <w:unhideWhenUsed/>
   </w:style>
   <w:style w:type="table" w:default="1" w:styleId="a1">

--- a/network/file/张树彬计算机网络24计算机6班.docx
+++ b/network/file/张树彬计算机网络24计算机6班.docx
@@ -7368,6 +7368,7 @@
             <w:pPr>
               <w:jc w:val="left"/>
               <w:rPr>
+                <w:rFonts w:hint="eastAsia"/>
                 <w:szCs w:val="21"/>
               </w:rPr>
             </w:pPr>
@@ -7391,6 +7392,13 @@
                 <w:szCs w:val="21"/>
               </w:rPr>
               <w:t>文件传送协议</w:t>
+            </w:r>
+            <w:r>
+              <w:rPr>
+                <w:rFonts w:hint="eastAsia"/>
+                <w:szCs w:val="21"/>
+              </w:rPr>
+              <w:t>FTP</w:t>
             </w:r>
           </w:p>
         </w:tc>
